--- a/HellBurnsVault_Whitepaper_EN.docx
+++ b/HellBurnsVault_Whitepaper_EN.docx
@@ -74,18 +74,35 @@
         <w:pStyle w:val="Normal"/>
         <w:spacing w:before="0" w:after="80"/>
         <w:jc w:val="center"/>
-        <w:rPr>
-          <w:color w:val="auto"/>
-        </w:rPr>
+        <w:rPr/>
       </w:pPr>
       <w:r>
         <w:rPr>
           <w:rFonts w:eastAsia="Arial" w:cs="Arial"/>
-          <w:color w:val="auto"/>
+          <w:color w:val="7F8C8D"/>
           <w:sz w:val="22"/>
           <w:szCs w:val="22"/>
         </w:rPr>
-        <w:t>Whitepaper v1.0</w:t>
+        <w:t>Whitepaper v1.1</w:t>
+      </w:r>
+    </w:p>
+    <w:p>
+      <w:pPr>
+        <w:pStyle w:val="Normal"/>
+        <w:spacing w:before="0" w:after="80"/>
+        <w:jc w:val="center"/>
+        <w:rPr/>
+      </w:pPr>
+      <w:r>
+        <w:rPr>
+          <w:rFonts w:eastAsia="Arial" w:cs="Arial"/>
+          <w:b/>
+          <w:bCs/>
+          <w:color w:val="F39C12"/>
+          <w:sz w:val="20"/>
+          <w:szCs w:val="20"/>
+        </w:rPr>
+        <w:t>Community Draft — Feedback Welcome</w:t>
       </w:r>
     </w:p>
     <w:p>
@@ -165,7 +182,7 @@
           <w:sz w:val="22"/>
           <w:szCs w:val="22"/>
         </w:rPr>
-        <w:t>HellBurn's Vault is a new DeFi protocol built on the HellBurn ecosystem on Ethereum Mainnet. It combines three powerful concepts: NFT ownership, automatic ETH yield generation, and deflationary burn mechanics.</w:t>
+        <w:t>HellBurn's Vault is a new DeFi protocol built on the HellBurn ecosystem on Ethereum Mainnet. It combines four powerful concepts: NFT ownership, automatic ETH yield generation, deflationary burn mechanics, and community-driven burn milestones.</w:t>
       </w:r>
     </w:p>
     <w:p>
@@ -185,7 +202,7 @@
           <w:sz w:val="22"/>
           <w:szCs w:val="22"/>
         </w:rPr>
-        <w:t>The core idea is straightforward: you mint an NFT with ETH, the Vault automatically deploys that ETH across three yield-generating strategies, and you receive a proportional share of the generated ETH — passively, forever, as long as you hold your NFT.</w:t>
+        <w:t>Mint an NFT with ETH. The Vault deploys that ETH across three yield-generating strategies. You receive proportional ETH rewards — passively, forever. The longer you hold, the more you earn.</w:t>
       </w:r>
     </w:p>
     <w:p>
@@ -205,7 +222,7 @@
           <w:sz w:val="22"/>
           <w:szCs w:val="22"/>
         </w:rPr>
-        <w:t>HellBurn's Vault is fully trustless — no admin key, no pause function, no withdrawal mechanism. Like HellBurn Protocol itself, it is immutable once deployed.</w:t>
+        <w:t>HellBurn's Vault is fully trustless — no admin key, no pause function, no withdrawal mechanism. Immutable once deployed.</w:t>
       </w:r>
     </w:p>
     <w:p>
@@ -253,7 +270,7 @@
           <w:sz w:val="22"/>
           <w:szCs w:val="22"/>
         </w:rPr>
-        <w:t>Most DeFi protocols share the same fundamental challenges:</w:t>
+        <w:t>Most DeFi protocols share the same challenges:</w:t>
       </w:r>
     </w:p>
     <w:p>
@@ -273,7 +290,7 @@
           <w:sz w:val="22"/>
           <w:szCs w:val="22"/>
         </w:rPr>
-        <w:t>Too complex for regular users — multiple tokens, multiple steps, manual management</w:t>
+        <w:t>Too complex — multiple tokens, multiple steps, manual management</w:t>
       </w:r>
     </w:p>
     <w:p>
@@ -293,7 +310,7 @@
           <w:sz w:val="22"/>
           <w:szCs w:val="22"/>
         </w:rPr>
-        <w:t>Passive income requires active participation — staking, claiming, compounding</w:t>
+        <w:t>Passive income requires active participation</w:t>
       </w:r>
     </w:p>
     <w:p>
@@ -313,7 +330,7 @@
           <w:sz w:val="22"/>
           <w:szCs w:val="22"/>
         </w:rPr>
-        <w:t>No real deflationary pressure — token supply grows, value dilutes</w:t>
+        <w:t>No real deflationary pressure — supply grows, value dilutes</w:t>
       </w:r>
     </w:p>
     <w:p>
@@ -334,6 +351,26 @@
           <w:szCs w:val="22"/>
         </w:rPr>
         <w:t>No external capital inflow — protocols recycle existing capital</w:t>
+      </w:r>
+    </w:p>
+    <w:p>
+      <w:pPr>
+        <w:pStyle w:val="ListParagraph"/>
+        <w:numPr>
+          <w:ilvl w:val="0"/>
+          <w:numId w:val="1"/>
+        </w:numPr>
+        <w:spacing w:before="60" w:after="60"/>
+        <w:rPr/>
+      </w:pPr>
+      <w:r>
+        <w:rPr>
+          <w:rFonts w:eastAsia="Arial" w:cs="Arial"/>
+          <w:color w:val="333333"/>
+          <w:sz w:val="22"/>
+          <w:szCs w:val="22"/>
+        </w:rPr>
+        <w:t>No community incentive to actively drive protocol growth</w:t>
       </w:r>
     </w:p>
     <w:p>
@@ -363,7 +400,7 @@
           <w:sz w:val="22"/>
           <w:szCs w:val="22"/>
         </w:rPr>
-        <w:t>HellBurn's Vault solves all four problems in a single product.</w:t>
+        <w:t>HellBurn's Vault solves all five problems in one product.</w:t>
       </w:r>
     </w:p>
     <w:p>
@@ -396,26 +433,6 @@
     </w:p>
     <w:p>
       <w:pPr>
-        <w:pStyle w:val="Normal"/>
-        <w:spacing w:before="80" w:after="120"/>
-        <w:rPr/>
-      </w:pPr>
-      <w:r>
-        <w:rPr>
-          <w:rFonts w:eastAsia="Arial" w:cs="Arial"/>
-          <w:b w:val="false"/>
-          <w:bCs w:val="false"/>
-          <w:i w:val="false"/>
-          <w:iCs w:val="false"/>
-          <w:color w:val="333333"/>
-          <w:sz w:val="22"/>
-          <w:szCs w:val="22"/>
-        </w:rPr>
-        <w:t>HellBurn's Vault is an NFT-gated deflationary burn vault:</w:t>
-      </w:r>
-    </w:p>
-    <w:p>
-      <w:pPr>
         <w:pStyle w:val="ListParagraph"/>
         <w:numPr>
           <w:ilvl w:val="0"/>
@@ -431,7 +448,7 @@
           <w:sz w:val="22"/>
           <w:szCs w:val="22"/>
         </w:rPr>
-        <w:t>One action only: mint an NFT with ETH — everything else is automatic</w:t>
+        <w:t>One action: mint an NFT with ETH — everything else is automatic</w:t>
       </w:r>
     </w:p>
     <w:p>
@@ -451,7 +468,7 @@
           <w:sz w:val="22"/>
           <w:szCs w:val="22"/>
         </w:rPr>
-        <w:t>Three yield sources: burn deflation + LP trading fees + ETH staking</w:t>
+        <w:t>Three yield sources: LP trading fees + dual ETH staking + burn pressure</w:t>
       </w:r>
     </w:p>
     <w:p>
@@ -471,7 +488,7 @@
           <w:sz w:val="22"/>
           <w:szCs w:val="22"/>
         </w:rPr>
-        <w:t>Fully passive: ETH rewards flow to NFT holders automatically</w:t>
+        <w:t>Loyalty boost: longer holding = higher yield share (up to 86%)</w:t>
       </w:r>
     </w:p>
     <w:p>
@@ -491,7 +508,7 @@
           <w:sz w:val="22"/>
           <w:szCs w:val="22"/>
         </w:rPr>
-        <w:t>Deflationary: every mint permanently reduces HBURN supply</w:t>
+        <w:t>Early Bird bonus: first minters in each tier receive +10% multiplier</w:t>
       </w:r>
     </w:p>
     <w:p>
@@ -511,7 +528,7 @@
           <w:sz w:val="22"/>
           <w:szCs w:val="22"/>
         </w:rPr>
-        <w:t>Trustless: no admin, no pause, no withdrawal keys — ever</w:t>
+        <w:t>Reserve Pool: price floor protection for HBURN</w:t>
       </w:r>
     </w:p>
     <w:p>
@@ -531,7 +548,47 @@
           <w:sz w:val="22"/>
           <w:szCs w:val="22"/>
         </w:rPr>
-        <w:t>Limited supply: maximum 10,000 NFTs total across all tiers</w:t>
+        <w:t>Burn Milestones: community events with ETH bonus payouts</w:t>
+      </w:r>
+    </w:p>
+    <w:p>
+      <w:pPr>
+        <w:pStyle w:val="ListParagraph"/>
+        <w:numPr>
+          <w:ilvl w:val="0"/>
+          <w:numId w:val="1"/>
+        </w:numPr>
+        <w:spacing w:before="60" w:after="60"/>
+        <w:rPr/>
+      </w:pPr>
+      <w:r>
+        <w:rPr>
+          <w:rFonts w:eastAsia="Arial" w:cs="Arial"/>
+          <w:color w:val="333333"/>
+          <w:sz w:val="22"/>
+          <w:szCs w:val="22"/>
+        </w:rPr>
+        <w:t>Fully trustless: no admin, no pause, no keys — ever</w:t>
+      </w:r>
+    </w:p>
+    <w:p>
+      <w:pPr>
+        <w:pStyle w:val="ListParagraph"/>
+        <w:numPr>
+          <w:ilvl w:val="0"/>
+          <w:numId w:val="1"/>
+        </w:numPr>
+        <w:spacing w:before="60" w:after="60"/>
+        <w:rPr/>
+      </w:pPr>
+      <w:r>
+        <w:rPr>
+          <w:rFonts w:eastAsia="Arial" w:cs="Arial"/>
+          <w:color w:val="333333"/>
+          <w:sz w:val="22"/>
+          <w:szCs w:val="22"/>
+        </w:rPr>
+        <w:t>Limited supply: maximum 10,000 NFTs total</w:t>
       </w:r>
     </w:p>
     <w:p>
@@ -637,7 +694,7 @@
                 <w:sz w:val="22"/>
                 <w:szCs w:val="22"/>
               </w:rPr>
-              <w:t>User chooses a tier and mints an NFT by sending ETH to the Vault</w:t>
+              <w:t>User chooses a tier and mints an NFT — Early Bird bonus applies to first minters</w:t>
             </w:r>
           </w:p>
         </w:tc>
@@ -700,7 +757,7 @@
                 <w:sz w:val="22"/>
                 <w:szCs w:val="22"/>
               </w:rPr>
-              <w:t>50% of ETH immediately buys HBURN on open market and burns it permanently to 0x000...dEaD</w:t>
+              <w:t>50% of ETH immediately buys HBURN on open market and burns it permanently</w:t>
             </w:r>
           </w:p>
         </w:tc>
@@ -826,7 +883,7 @@
                 <w:sz w:val="22"/>
                 <w:szCs w:val="22"/>
               </w:rPr>
-              <w:t>10% of ETH is staked via Lido — generating ~4% APY in stETH yield</w:t>
+              <w:t>5% of ETH is staked via Lido (stETH) — generating ~4% APY</w:t>
             </w:r>
           </w:p>
         </w:tc>
@@ -889,7 +946,7 @@
                 <w:sz w:val="22"/>
                 <w:szCs w:val="22"/>
               </w:rPr>
-              <w:t>Any permissionless caller can trigger LP rebalancing when price drifts outside the range</w:t>
+              <w:t>5% of ETH is staked via RocketPool (rETH) — generating ~4% APY</w:t>
             </w:r>
           </w:p>
         </w:tc>
@@ -952,7 +1009,7 @@
                 <w:sz w:val="22"/>
                 <w:szCs w:val="22"/>
               </w:rPr>
-              <w:t>All yield (LP fees + stETH rewards) is continuously collected by the Vault</w:t>
+              <w:t>Permissionless rebalancer can be called by anyone when LP drifts outside range</w:t>
             </w:r>
           </w:p>
         </w:tc>
@@ -1015,7 +1072,7 @@
                 <w:sz w:val="22"/>
                 <w:szCs w:val="22"/>
               </w:rPr>
-              <w:t>80% of collected yield is distributed to NFT holders proportional to tier multiplier</w:t>
+              <w:t>All yield (LP fees + stETH + rETH) is continuously collected by the Vault</w:t>
             </w:r>
           </w:p>
         </w:tc>
@@ -1078,7 +1135,7 @@
                 <w:sz w:val="22"/>
                 <w:szCs w:val="22"/>
               </w:rPr>
-              <w:t>20% of collected yield re-enters BuyAndBurn — buying and burning more HBURN</w:t>
+              <w:t>80–86% of yield is distributed to NFT holders (tier × loyalty multiplier)</w:t>
             </w:r>
           </w:p>
         </w:tc>
@@ -1141,7 +1198,133 @@
                 <w:sz w:val="22"/>
                 <w:szCs w:val="22"/>
               </w:rPr>
-              <w:t>NFT holders receive ETH passively — no staking, no claiming strategies, no manual steps</w:t>
+              <w:t>15% of yield re-enters BuyAndBurn — buying and burning more HBURN</w:t>
+            </w:r>
+          </w:p>
+        </w:tc>
+      </w:tr>
+      <w:tr>
+        <w:trPr/>
+        <w:tc>
+          <w:tcPr>
+            <w:tcW w:w="1199" w:type="dxa"/>
+            <w:tcBorders>
+              <w:top w:val="single" w:sz="2" w:space="0" w:color="DDDDDD"/>
+              <w:start w:val="single" w:sz="2" w:space="0" w:color="DDDDDD"/>
+              <w:bottom w:val="single" w:sz="2" w:space="0" w:color="DDDDDD"/>
+              <w:end w:val="single" w:sz="2" w:space="0" w:color="DDDDDD"/>
+            </w:tcBorders>
+            <w:shd w:fill="C0392B" w:val="clear"/>
+          </w:tcPr>
+          <w:p>
+            <w:pPr>
+              <w:pStyle w:val="Normal"/>
+              <w:jc w:val="center"/>
+              <w:rPr/>
+            </w:pPr>
+            <w:r>
+              <w:rPr>
+                <w:rFonts w:eastAsia="Arial" w:cs="Arial"/>
+                <w:b/>
+                <w:bCs/>
+                <w:color w:val="FFFFFF"/>
+                <w:sz w:val="26"/>
+                <w:szCs w:val="26"/>
+              </w:rPr>
+              <w:t>10</w:t>
+            </w:r>
+          </w:p>
+        </w:tc>
+        <w:tc>
+          <w:tcPr>
+            <w:tcW w:w="8161" w:type="dxa"/>
+            <w:tcBorders>
+              <w:top w:val="single" w:sz="2" w:space="0" w:color="DDDDDD"/>
+              <w:start w:val="single" w:sz="2" w:space="0" w:color="DDDDDD"/>
+              <w:bottom w:val="single" w:sz="2" w:space="0" w:color="DDDDDD"/>
+              <w:end w:val="single" w:sz="2" w:space="0" w:color="DDDDDD"/>
+            </w:tcBorders>
+            <w:shd w:fill="FFFFFF" w:val="clear"/>
+            <w:tcMar>
+              <w:start w:w="160" w:type="dxa"/>
+            </w:tcMar>
+          </w:tcPr>
+          <w:p>
+            <w:pPr>
+              <w:pStyle w:val="Normal"/>
+              <w:rPr/>
+            </w:pPr>
+            <w:r>
+              <w:rPr>
+                <w:rFonts w:eastAsia="Arial" w:cs="Arial"/>
+                <w:color w:val="333333"/>
+                <w:sz w:val="22"/>
+                <w:szCs w:val="22"/>
+              </w:rPr>
+              <w:t>5% of yield flows into Reserve Pool — deployed when HBURN drops below threshold</w:t>
+            </w:r>
+          </w:p>
+        </w:tc>
+      </w:tr>
+      <w:tr>
+        <w:trPr/>
+        <w:tc>
+          <w:tcPr>
+            <w:tcW w:w="1199" w:type="dxa"/>
+            <w:tcBorders>
+              <w:top w:val="single" w:sz="2" w:space="0" w:color="DDDDDD"/>
+              <w:start w:val="single" w:sz="2" w:space="0" w:color="DDDDDD"/>
+              <w:bottom w:val="single" w:sz="2" w:space="0" w:color="DDDDDD"/>
+              <w:end w:val="single" w:sz="2" w:space="0" w:color="DDDDDD"/>
+            </w:tcBorders>
+            <w:shd w:fill="C0392B" w:val="clear"/>
+          </w:tcPr>
+          <w:p>
+            <w:pPr>
+              <w:pStyle w:val="Normal"/>
+              <w:jc w:val="center"/>
+              <w:rPr/>
+            </w:pPr>
+            <w:r>
+              <w:rPr>
+                <w:rFonts w:eastAsia="Arial" w:cs="Arial"/>
+                <w:b/>
+                <w:bCs/>
+                <w:color w:val="FFFFFF"/>
+                <w:sz w:val="26"/>
+                <w:szCs w:val="26"/>
+              </w:rPr>
+              <w:t>11</w:t>
+            </w:r>
+          </w:p>
+        </w:tc>
+        <w:tc>
+          <w:tcPr>
+            <w:tcW w:w="8161" w:type="dxa"/>
+            <w:tcBorders>
+              <w:top w:val="single" w:sz="2" w:space="0" w:color="DDDDDD"/>
+              <w:start w:val="single" w:sz="2" w:space="0" w:color="DDDDDD"/>
+              <w:bottom w:val="single" w:sz="2" w:space="0" w:color="DDDDDD"/>
+              <w:end w:val="single" w:sz="2" w:space="0" w:color="DDDDDD"/>
+            </w:tcBorders>
+            <w:shd w:fill="F8F9FA" w:val="clear"/>
+            <w:tcMar>
+              <w:start w:w="160" w:type="dxa"/>
+            </w:tcMar>
+          </w:tcPr>
+          <w:p>
+            <w:pPr>
+              <w:pStyle w:val="Normal"/>
+              <w:rPr/>
+            </w:pPr>
+            <w:r>
+              <w:rPr>
+                <w:rFonts w:eastAsia="Arial" w:cs="Arial"/>
+                <w:color w:val="333333"/>
+                <w:sz w:val="22"/>
+                <w:szCs w:val="22"/>
+              </w:rPr>
+              <w:t>When burn milestones are reached, bonus ETH payouts are triggered automatically</w:t>
             </w:r>
           </w:p>
         </w:tc>
@@ -1192,7 +1375,7 @@
           <w:sz w:val="22"/>
           <w:szCs w:val="22"/>
         </w:rPr>
-        <w:t>HellBurn's Vault offers four NFT tiers. Each tier has a fixed ETH mint price, limited maximum supply, and a reward multiplier. The multiplier is designed to be proportional to the mint price with a moderate bonus for higher commitment — ensuring fairness while incentivising larger participation. Maximum 5 NFTs per tier per wallet prevents single-wallet dominance.</w:t>
+        <w:t>Four tiers with limited supply, proportional multipliers, and Early Bird bonus for first minters. Maximum 5 NFTs per tier per wallet prevents single-wallet dominance.</w:t>
       </w:r>
     </w:p>
     <w:p>
@@ -1219,12 +1402,13 @@
         </w:tblCellMar>
       </w:tblPr>
       <w:tblGrid>
-        <w:gridCol w:w="1567"/>
-        <w:gridCol w:w="1343"/>
-        <w:gridCol w:w="1456"/>
-        <w:gridCol w:w="1232"/>
-        <w:gridCol w:w="1679"/>
-        <w:gridCol w:w="2083"/>
+        <w:gridCol w:w="1300"/>
+        <w:gridCol w:w="1099"/>
+        <w:gridCol w:w="1200"/>
+        <w:gridCol w:w="1001"/>
+        <w:gridCol w:w="1299"/>
+        <w:gridCol w:w="1661"/>
+        <w:gridCol w:w="1800"/>
       </w:tblGrid>
       <w:tr>
         <w:trPr>
@@ -1232,7 +1416,7 @@
         </w:trPr>
         <w:tc>
           <w:tcPr>
-            <w:tcW w:w="1567" w:type="dxa"/>
+            <w:tcW w:w="1300" w:type="dxa"/>
             <w:tcBorders>
               <w:top w:val="single" w:sz="2" w:space="0" w:color="DDDDDD"/>
               <w:start w:val="single" w:sz="2" w:space="0" w:color="DDDDDD"/>
@@ -1261,7 +1445,7 @@
         </w:tc>
         <w:tc>
           <w:tcPr>
-            <w:tcW w:w="1343" w:type="dxa"/>
+            <w:tcW w:w="1099" w:type="dxa"/>
             <w:tcBorders>
               <w:top w:val="single" w:sz="2" w:space="0" w:color="DDDDDD"/>
               <w:start w:val="single" w:sz="2" w:space="0" w:color="DDDDDD"/>
@@ -1290,7 +1474,7 @@
         </w:tc>
         <w:tc>
           <w:tcPr>
-            <w:tcW w:w="1456" w:type="dxa"/>
+            <w:tcW w:w="1200" w:type="dxa"/>
             <w:tcBorders>
               <w:top w:val="single" w:sz="2" w:space="0" w:color="DDDDDD"/>
               <w:start w:val="single" w:sz="2" w:space="0" w:color="DDDDDD"/>
@@ -1319,7 +1503,7 @@
         </w:tc>
         <w:tc>
           <w:tcPr>
-            <w:tcW w:w="1232" w:type="dxa"/>
+            <w:tcW w:w="1001" w:type="dxa"/>
             <w:tcBorders>
               <w:top w:val="single" w:sz="2" w:space="0" w:color="DDDDDD"/>
               <w:start w:val="single" w:sz="2" w:space="0" w:color="DDDDDD"/>
@@ -1348,7 +1532,7 @@
         </w:tc>
         <w:tc>
           <w:tcPr>
-            <w:tcW w:w="1679" w:type="dxa"/>
+            <w:tcW w:w="1299" w:type="dxa"/>
             <w:tcBorders>
               <w:top w:val="single" w:sz="2" w:space="0" w:color="DDDDDD"/>
               <w:start w:val="single" w:sz="2" w:space="0" w:color="DDDDDD"/>
@@ -1377,7 +1561,7 @@
         </w:tc>
         <w:tc>
           <w:tcPr>
-            <w:tcW w:w="2083" w:type="dxa"/>
+            <w:tcW w:w="1661" w:type="dxa"/>
             <w:tcBorders>
               <w:top w:val="single" w:sz="2" w:space="0" w:color="DDDDDD"/>
               <w:start w:val="single" w:sz="2" w:space="0" w:color="DDDDDD"/>
@@ -1400,6 +1584,35 @@
                 <w:sz w:val="18"/>
                 <w:szCs w:val="18"/>
               </w:rPr>
+              <w:t>Early Bird</w:t>
+            </w:r>
+          </w:p>
+        </w:tc>
+        <w:tc>
+          <w:tcPr>
+            <w:tcW w:w="1800" w:type="dxa"/>
+            <w:tcBorders>
+              <w:top w:val="single" w:sz="2" w:space="0" w:color="DDDDDD"/>
+              <w:start w:val="single" w:sz="2" w:space="0" w:color="DDDDDD"/>
+              <w:bottom w:val="single" w:sz="2" w:space="0" w:color="DDDDDD"/>
+              <w:end w:val="single" w:sz="2" w:space="0" w:color="DDDDDD"/>
+            </w:tcBorders>
+            <w:shd w:fill="1A1A2E" w:val="clear"/>
+          </w:tcPr>
+          <w:p>
+            <w:pPr>
+              <w:pStyle w:val="Normal"/>
+              <w:rPr/>
+            </w:pPr>
+            <w:r>
+              <w:rPr>
+                <w:rFonts w:eastAsia="Arial" w:cs="Arial"/>
+                <w:b/>
+                <w:bCs/>
+                <w:color w:val="FFFFFF"/>
+                <w:sz w:val="18"/>
+                <w:szCs w:val="18"/>
+              </w:rPr>
               <w:t>Max Pool</w:t>
             </w:r>
           </w:p>
@@ -1409,7 +1622,7 @@
         <w:trPr/>
         <w:tc>
           <w:tcPr>
-            <w:tcW w:w="1567" w:type="dxa"/>
+            <w:tcW w:w="1300" w:type="dxa"/>
             <w:tcBorders>
               <w:top w:val="single" w:sz="2" w:space="0" w:color="DDDDDD"/>
               <w:start w:val="single" w:sz="2" w:space="0" w:color="DDDDDD"/>
@@ -1453,7 +1666,7 @@
         </w:tc>
         <w:tc>
           <w:tcPr>
-            <w:tcW w:w="1343" w:type="dxa"/>
+            <w:tcW w:w="1099" w:type="dxa"/>
             <w:tcBorders>
               <w:top w:val="single" w:sz="2" w:space="0" w:color="DDDDDD"/>
               <w:start w:val="single" w:sz="2" w:space="0" w:color="DDDDDD"/>
@@ -1486,7 +1699,7 @@
         </w:tc>
         <w:tc>
           <w:tcPr>
-            <w:tcW w:w="1456" w:type="dxa"/>
+            <w:tcW w:w="1200" w:type="dxa"/>
             <w:tcBorders>
               <w:top w:val="single" w:sz="2" w:space="0" w:color="DDDDDD"/>
               <w:start w:val="single" w:sz="2" w:space="0" w:color="DDDDDD"/>
@@ -1519,7 +1732,7 @@
         </w:tc>
         <w:tc>
           <w:tcPr>
-            <w:tcW w:w="1232" w:type="dxa"/>
+            <w:tcW w:w="1001" w:type="dxa"/>
             <w:tcBorders>
               <w:top w:val="single" w:sz="2" w:space="0" w:color="DDDDDD"/>
               <w:start w:val="single" w:sz="2" w:space="0" w:color="DDDDDD"/>
@@ -1552,7 +1765,7 @@
         </w:tc>
         <w:tc>
           <w:tcPr>
-            <w:tcW w:w="1679" w:type="dxa"/>
+            <w:tcW w:w="1299" w:type="dxa"/>
             <w:tcBorders>
               <w:top w:val="single" w:sz="2" w:space="0" w:color="DDDDDD"/>
               <w:start w:val="single" w:sz="2" w:space="0" w:color="DDDDDD"/>
@@ -1585,7 +1798,40 @@
         </w:tc>
         <w:tc>
           <w:tcPr>
-            <w:tcW w:w="2083" w:type="dxa"/>
+            <w:tcW w:w="1661" w:type="dxa"/>
+            <w:tcBorders>
+              <w:top w:val="single" w:sz="2" w:space="0" w:color="DDDDDD"/>
+              <w:start w:val="single" w:sz="2" w:space="0" w:color="DDDDDD"/>
+              <w:bottom w:val="single" w:sz="2" w:space="0" w:color="DDDDDD"/>
+              <w:end w:val="single" w:sz="2" w:space="0" w:color="DDDDDD"/>
+            </w:tcBorders>
+            <w:shd w:fill="F8F9FA" w:val="clear"/>
+            <w:tcMar>
+              <w:top w:w="80" w:type="dxa"/>
+              <w:bottom w:w="80" w:type="dxa"/>
+            </w:tcMar>
+          </w:tcPr>
+          <w:p>
+            <w:pPr>
+              <w:pStyle w:val="Normal"/>
+              <w:rPr/>
+            </w:pPr>
+            <w:r>
+              <w:rPr>
+                <w:rFonts w:eastAsia="Arial" w:cs="Arial"/>
+                <w:b w:val="false"/>
+                <w:bCs w:val="false"/>
+                <w:color w:val="333333"/>
+                <w:sz w:val="20"/>
+                <w:szCs w:val="20"/>
+              </w:rPr>
+              <w:t>+10% first 500</w:t>
+            </w:r>
+          </w:p>
+        </w:tc>
+        <w:tc>
+          <w:tcPr>
+            <w:tcW w:w="1800" w:type="dxa"/>
             <w:tcBorders>
               <w:top w:val="single" w:sz="2" w:space="0" w:color="DDDDDD"/>
               <w:start w:val="single" w:sz="2" w:space="0" w:color="DDDDDD"/>
@@ -1621,7 +1867,7 @@
         <w:trPr/>
         <w:tc>
           <w:tcPr>
-            <w:tcW w:w="1567" w:type="dxa"/>
+            <w:tcW w:w="1300" w:type="dxa"/>
             <w:tcBorders>
               <w:top w:val="single" w:sz="2" w:space="0" w:color="DDDDDD"/>
               <w:start w:val="single" w:sz="2" w:space="0" w:color="DDDDDD"/>
@@ -1665,7 +1911,7 @@
         </w:tc>
         <w:tc>
           <w:tcPr>
-            <w:tcW w:w="1343" w:type="dxa"/>
+            <w:tcW w:w="1099" w:type="dxa"/>
             <w:tcBorders>
               <w:top w:val="single" w:sz="2" w:space="0" w:color="DDDDDD"/>
               <w:start w:val="single" w:sz="2" w:space="0" w:color="DDDDDD"/>
@@ -1698,7 +1944,7 @@
         </w:tc>
         <w:tc>
           <w:tcPr>
-            <w:tcW w:w="1456" w:type="dxa"/>
+            <w:tcW w:w="1200" w:type="dxa"/>
             <w:tcBorders>
               <w:top w:val="single" w:sz="2" w:space="0" w:color="DDDDDD"/>
               <w:start w:val="single" w:sz="2" w:space="0" w:color="DDDDDD"/>
@@ -1731,7 +1977,7 @@
         </w:tc>
         <w:tc>
           <w:tcPr>
-            <w:tcW w:w="1232" w:type="dxa"/>
+            <w:tcW w:w="1001" w:type="dxa"/>
             <w:tcBorders>
               <w:top w:val="single" w:sz="2" w:space="0" w:color="DDDDDD"/>
               <w:start w:val="single" w:sz="2" w:space="0" w:color="DDDDDD"/>
@@ -1764,7 +2010,7 @@
         </w:tc>
         <w:tc>
           <w:tcPr>
-            <w:tcW w:w="1679" w:type="dxa"/>
+            <w:tcW w:w="1299" w:type="dxa"/>
             <w:tcBorders>
               <w:top w:val="single" w:sz="2" w:space="0" w:color="DDDDDD"/>
               <w:start w:val="single" w:sz="2" w:space="0" w:color="DDDDDD"/>
@@ -1797,7 +2043,40 @@
         </w:tc>
         <w:tc>
           <w:tcPr>
-            <w:tcW w:w="2083" w:type="dxa"/>
+            <w:tcW w:w="1661" w:type="dxa"/>
+            <w:tcBorders>
+              <w:top w:val="single" w:sz="2" w:space="0" w:color="DDDDDD"/>
+              <w:start w:val="single" w:sz="2" w:space="0" w:color="DDDDDD"/>
+              <w:bottom w:val="single" w:sz="2" w:space="0" w:color="DDDDDD"/>
+              <w:end w:val="single" w:sz="2" w:space="0" w:color="DDDDDD"/>
+            </w:tcBorders>
+            <w:shd w:fill="FFFFFF" w:val="clear"/>
+            <w:tcMar>
+              <w:top w:w="80" w:type="dxa"/>
+              <w:bottom w:w="80" w:type="dxa"/>
+            </w:tcMar>
+          </w:tcPr>
+          <w:p>
+            <w:pPr>
+              <w:pStyle w:val="Normal"/>
+              <w:rPr/>
+            </w:pPr>
+            <w:r>
+              <w:rPr>
+                <w:rFonts w:eastAsia="Arial" w:cs="Arial"/>
+                <w:b w:val="false"/>
+                <w:bCs w:val="false"/>
+                <w:color w:val="333333"/>
+                <w:sz w:val="20"/>
+                <w:szCs w:val="20"/>
+              </w:rPr>
+              <w:t>+10% first 300</w:t>
+            </w:r>
+          </w:p>
+        </w:tc>
+        <w:tc>
+          <w:tcPr>
+            <w:tcW w:w="1800" w:type="dxa"/>
             <w:tcBorders>
               <w:top w:val="single" w:sz="2" w:space="0" w:color="DDDDDD"/>
               <w:start w:val="single" w:sz="2" w:space="0" w:color="DDDDDD"/>
@@ -1833,7 +2112,7 @@
         <w:trPr/>
         <w:tc>
           <w:tcPr>
-            <w:tcW w:w="1567" w:type="dxa"/>
+            <w:tcW w:w="1300" w:type="dxa"/>
             <w:tcBorders>
               <w:top w:val="single" w:sz="2" w:space="0" w:color="DDDDDD"/>
               <w:start w:val="single" w:sz="2" w:space="0" w:color="DDDDDD"/>
@@ -1877,7 +2156,7 @@
         </w:tc>
         <w:tc>
           <w:tcPr>
-            <w:tcW w:w="1343" w:type="dxa"/>
+            <w:tcW w:w="1099" w:type="dxa"/>
             <w:tcBorders>
               <w:top w:val="single" w:sz="2" w:space="0" w:color="DDDDDD"/>
               <w:start w:val="single" w:sz="2" w:space="0" w:color="DDDDDD"/>
@@ -1910,7 +2189,7 @@
         </w:tc>
         <w:tc>
           <w:tcPr>
-            <w:tcW w:w="1456" w:type="dxa"/>
+            <w:tcW w:w="1200" w:type="dxa"/>
             <w:tcBorders>
               <w:top w:val="single" w:sz="2" w:space="0" w:color="DDDDDD"/>
               <w:start w:val="single" w:sz="2" w:space="0" w:color="DDDDDD"/>
@@ -1943,7 +2222,7 @@
         </w:tc>
         <w:tc>
           <w:tcPr>
-            <w:tcW w:w="1232" w:type="dxa"/>
+            <w:tcW w:w="1001" w:type="dxa"/>
             <w:tcBorders>
               <w:top w:val="single" w:sz="2" w:space="0" w:color="DDDDDD"/>
               <w:start w:val="single" w:sz="2" w:space="0" w:color="DDDDDD"/>
@@ -1976,7 +2255,7 @@
         </w:tc>
         <w:tc>
           <w:tcPr>
-            <w:tcW w:w="1679" w:type="dxa"/>
+            <w:tcW w:w="1299" w:type="dxa"/>
             <w:tcBorders>
               <w:top w:val="single" w:sz="2" w:space="0" w:color="DDDDDD"/>
               <w:start w:val="single" w:sz="2" w:space="0" w:color="DDDDDD"/>
@@ -2009,7 +2288,40 @@
         </w:tc>
         <w:tc>
           <w:tcPr>
-            <w:tcW w:w="2083" w:type="dxa"/>
+            <w:tcW w:w="1661" w:type="dxa"/>
+            <w:tcBorders>
+              <w:top w:val="single" w:sz="2" w:space="0" w:color="DDDDDD"/>
+              <w:start w:val="single" w:sz="2" w:space="0" w:color="DDDDDD"/>
+              <w:bottom w:val="single" w:sz="2" w:space="0" w:color="DDDDDD"/>
+              <w:end w:val="single" w:sz="2" w:space="0" w:color="DDDDDD"/>
+            </w:tcBorders>
+            <w:shd w:fill="F8F9FA" w:val="clear"/>
+            <w:tcMar>
+              <w:top w:w="80" w:type="dxa"/>
+              <w:bottom w:w="80" w:type="dxa"/>
+            </w:tcMar>
+          </w:tcPr>
+          <w:p>
+            <w:pPr>
+              <w:pStyle w:val="Normal"/>
+              <w:rPr/>
+            </w:pPr>
+            <w:r>
+              <w:rPr>
+                <w:rFonts w:eastAsia="Arial" w:cs="Arial"/>
+                <w:b w:val="false"/>
+                <w:bCs w:val="false"/>
+                <w:color w:val="333333"/>
+                <w:sz w:val="20"/>
+                <w:szCs w:val="20"/>
+              </w:rPr>
+              <w:t>+10% first 150</w:t>
+            </w:r>
+          </w:p>
+        </w:tc>
+        <w:tc>
+          <w:tcPr>
+            <w:tcW w:w="1800" w:type="dxa"/>
             <w:tcBorders>
               <w:top w:val="single" w:sz="2" w:space="0" w:color="DDDDDD"/>
               <w:start w:val="single" w:sz="2" w:space="0" w:color="DDDDDD"/>
@@ -2045,7 +2357,7 @@
         <w:trPr/>
         <w:tc>
           <w:tcPr>
-            <w:tcW w:w="1567" w:type="dxa"/>
+            <w:tcW w:w="1300" w:type="dxa"/>
             <w:tcBorders>
               <w:top w:val="single" w:sz="2" w:space="0" w:color="DDDDDD"/>
               <w:start w:val="single" w:sz="2" w:space="0" w:color="DDDDDD"/>
@@ -2089,7 +2401,7 @@
         </w:tc>
         <w:tc>
           <w:tcPr>
-            <w:tcW w:w="1343" w:type="dxa"/>
+            <w:tcW w:w="1099" w:type="dxa"/>
             <w:tcBorders>
               <w:top w:val="single" w:sz="2" w:space="0" w:color="DDDDDD"/>
               <w:start w:val="single" w:sz="2" w:space="0" w:color="DDDDDD"/>
@@ -2122,7 +2434,7 @@
         </w:tc>
         <w:tc>
           <w:tcPr>
-            <w:tcW w:w="1456" w:type="dxa"/>
+            <w:tcW w:w="1200" w:type="dxa"/>
             <w:tcBorders>
               <w:top w:val="single" w:sz="2" w:space="0" w:color="DDDDDD"/>
               <w:start w:val="single" w:sz="2" w:space="0" w:color="DDDDDD"/>
@@ -2155,7 +2467,7 @@
         </w:tc>
         <w:tc>
           <w:tcPr>
-            <w:tcW w:w="1232" w:type="dxa"/>
+            <w:tcW w:w="1001" w:type="dxa"/>
             <w:tcBorders>
               <w:top w:val="single" w:sz="2" w:space="0" w:color="DDDDDD"/>
               <w:start w:val="single" w:sz="2" w:space="0" w:color="DDDDDD"/>
@@ -2188,7 +2500,7 @@
         </w:tc>
         <w:tc>
           <w:tcPr>
-            <w:tcW w:w="1679" w:type="dxa"/>
+            <w:tcW w:w="1299" w:type="dxa"/>
             <w:tcBorders>
               <w:top w:val="single" w:sz="2" w:space="0" w:color="DDDDDD"/>
               <w:start w:val="single" w:sz="2" w:space="0" w:color="DDDDDD"/>
@@ -2221,7 +2533,40 @@
         </w:tc>
         <w:tc>
           <w:tcPr>
-            <w:tcW w:w="2083" w:type="dxa"/>
+            <w:tcW w:w="1661" w:type="dxa"/>
+            <w:tcBorders>
+              <w:top w:val="single" w:sz="2" w:space="0" w:color="DDDDDD"/>
+              <w:start w:val="single" w:sz="2" w:space="0" w:color="DDDDDD"/>
+              <w:bottom w:val="single" w:sz="2" w:space="0" w:color="DDDDDD"/>
+              <w:end w:val="single" w:sz="2" w:space="0" w:color="DDDDDD"/>
+            </w:tcBorders>
+            <w:shd w:fill="FFFFFF" w:val="clear"/>
+            <w:tcMar>
+              <w:top w:w="80" w:type="dxa"/>
+              <w:bottom w:w="80" w:type="dxa"/>
+            </w:tcMar>
+          </w:tcPr>
+          <w:p>
+            <w:pPr>
+              <w:pStyle w:val="Normal"/>
+              <w:rPr/>
+            </w:pPr>
+            <w:r>
+              <w:rPr>
+                <w:rFonts w:eastAsia="Arial" w:cs="Arial"/>
+                <w:b w:val="false"/>
+                <w:bCs w:val="false"/>
+                <w:color w:val="333333"/>
+                <w:sz w:val="20"/>
+                <w:szCs w:val="20"/>
+              </w:rPr>
+              <w:t>+10% first 50</w:t>
+            </w:r>
+          </w:p>
+        </w:tc>
+        <w:tc>
+          <w:tcPr>
+            <w:tcW w:w="1800" w:type="dxa"/>
             <w:tcBorders>
               <w:top w:val="single" w:sz="2" w:space="0" w:color="DDDDDD"/>
               <w:start w:val="single" w:sz="2" w:space="0" w:color="DDDDDD"/>
@@ -2257,7 +2602,7 @@
         <w:trPr/>
         <w:tc>
           <w:tcPr>
-            <w:tcW w:w="1567" w:type="dxa"/>
+            <w:tcW w:w="1300" w:type="dxa"/>
             <w:tcBorders>
               <w:top w:val="single" w:sz="2" w:space="0" w:color="DDDDDD"/>
               <w:start w:val="single" w:sz="2" w:space="0" w:color="DDDDDD"/>
@@ -2290,7 +2635,7 @@
         </w:tc>
         <w:tc>
           <w:tcPr>
-            <w:tcW w:w="1343" w:type="dxa"/>
+            <w:tcW w:w="1099" w:type="dxa"/>
             <w:tcBorders>
               <w:top w:val="single" w:sz="2" w:space="0" w:color="DDDDDD"/>
               <w:start w:val="single" w:sz="2" w:space="0" w:color="DDDDDD"/>
@@ -2315,7 +2660,7 @@
         </w:tc>
         <w:tc>
           <w:tcPr>
-            <w:tcW w:w="1456" w:type="dxa"/>
+            <w:tcW w:w="1200" w:type="dxa"/>
             <w:tcBorders>
               <w:top w:val="single" w:sz="2" w:space="0" w:color="DDDDDD"/>
               <w:start w:val="single" w:sz="2" w:space="0" w:color="DDDDDD"/>
@@ -2348,7 +2693,7 @@
         </w:tc>
         <w:tc>
           <w:tcPr>
-            <w:tcW w:w="1232" w:type="dxa"/>
+            <w:tcW w:w="1001" w:type="dxa"/>
             <w:tcBorders>
               <w:top w:val="single" w:sz="2" w:space="0" w:color="DDDDDD"/>
               <w:start w:val="single" w:sz="2" w:space="0" w:color="DDDDDD"/>
@@ -2373,7 +2718,7 @@
         </w:tc>
         <w:tc>
           <w:tcPr>
-            <w:tcW w:w="1679" w:type="dxa"/>
+            <w:tcW w:w="1299" w:type="dxa"/>
             <w:tcBorders>
               <w:top w:val="single" w:sz="2" w:space="0" w:color="DDDDDD"/>
               <w:start w:val="single" w:sz="2" w:space="0" w:color="DDDDDD"/>
@@ -2398,7 +2743,32 @@
         </w:tc>
         <w:tc>
           <w:tcPr>
-            <w:tcW w:w="2083" w:type="dxa"/>
+            <w:tcW w:w="1661" w:type="dxa"/>
+            <w:tcBorders>
+              <w:top w:val="single" w:sz="2" w:space="0" w:color="DDDDDD"/>
+              <w:start w:val="single" w:sz="2" w:space="0" w:color="DDDDDD"/>
+              <w:bottom w:val="single" w:sz="2" w:space="0" w:color="DDDDDD"/>
+              <w:end w:val="single" w:sz="2" w:space="0" w:color="DDDDDD"/>
+            </w:tcBorders>
+            <w:shd w:fill="F8F9FA" w:val="clear"/>
+            <w:tcMar>
+              <w:top w:w="80" w:type="dxa"/>
+              <w:bottom w:w="80" w:type="dxa"/>
+            </w:tcMar>
+          </w:tcPr>
+          <w:p>
+            <w:pPr>
+              <w:pStyle w:val="Normal"/>
+              <w:rPr/>
+            </w:pPr>
+            <w:r>
+              <w:rPr/>
+            </w:r>
+          </w:p>
+        </w:tc>
+        <w:tc>
+          <w:tcPr>
+            <w:tcW w:w="1800" w:type="dxa"/>
             <w:tcBorders>
               <w:top w:val="single" w:sz="2" w:space="0" w:color="DDDDDD"/>
               <w:start w:val="single" w:sz="2" w:space="0" w:color="DDDDDD"/>
@@ -2441,26 +2811,66 @@
         <w:rPr/>
       </w:r>
     </w:p>
-    <w:p>
-      <w:pPr>
-        <w:pStyle w:val="Normal"/>
-        <w:spacing w:before="80" w:after="120"/>
-        <w:rPr/>
-      </w:pPr>
-      <w:r>
-        <w:rPr>
-          <w:rFonts w:eastAsia="Arial" w:cs="Arial"/>
-          <w:b/>
-          <w:bCs/>
-          <w:i w:val="false"/>
-          <w:iCs w:val="false"/>
-          <w:color w:val="333333"/>
-          <w:sz w:val="22"/>
-          <w:szCs w:val="22"/>
-        </w:rPr>
-        <w:t>Total maximum vault capacity: 6,000 ETH. Once all NFTs of a tier are minted, that tier is permanently closed — no exceptions.</w:t>
-      </w:r>
-    </w:p>
+    <w:tbl>
+      <w:tblPr>
+        <w:tblW w:w="9360" w:type="dxa"/>
+        <w:jc w:val="start"/>
+        <w:tblInd w:w="0" w:type="dxa"/>
+        <w:tblLayout w:type="fixed"/>
+        <w:tblCellMar>
+          <w:top w:w="120" w:type="dxa"/>
+          <w:start w:w="200" w:type="dxa"/>
+          <w:bottom w:w="120" w:type="dxa"/>
+          <w:end w:w="200" w:type="dxa"/>
+        </w:tblCellMar>
+      </w:tblPr>
+      <w:tblGrid>
+        <w:gridCol w:w="9360"/>
+      </w:tblGrid>
+      <w:tr>
+        <w:trPr/>
+        <w:tc>
+          <w:tcPr>
+            <w:tcW w:w="9360" w:type="dxa"/>
+            <w:tcBorders>
+              <w:top w:val="single" w:sz="2" w:space="0" w:color="DDDDDD"/>
+              <w:start w:val="single" w:sz="2" w:space="0" w:color="DDDDDD"/>
+              <w:bottom w:val="single" w:sz="2" w:space="0" w:color="DDDDDD"/>
+              <w:end w:val="single" w:sz="2" w:space="0" w:color="DDDDDD"/>
+            </w:tcBorders>
+            <w:shd w:fill="E8F5E9" w:val="clear"/>
+          </w:tcPr>
+          <w:p>
+            <w:pPr>
+              <w:pStyle w:val="Normal"/>
+              <w:rPr/>
+            </w:pPr>
+            <w:r>
+              <w:rPr>
+                <w:rFonts w:eastAsia="Arial" w:cs="Arial"/>
+                <w:i/>
+                <w:iCs/>
+                <w:color w:val="1B5E20"/>
+                <w:sz w:val="21"/>
+                <w:szCs w:val="21"/>
+              </w:rPr>
+              <w:t xml:space="preserve">🚀 </w:t>
+            </w:r>
+            <w:r>
+              <w:rPr>
+                <w:rFonts w:eastAsia="Arial" w:cs="Arial"/>
+                <w:i/>
+                <w:iCs/>
+                <w:color w:val="1B5E20"/>
+                <w:sz w:val="21"/>
+                <w:szCs w:val="21"/>
+              </w:rPr>
+              <w:t>Early Bird Bonus: The first minters in each tier receive a permanent +10% multiplier on top of their tier multiplier. This bonus is locked into the NFT at mint time and cannot be changed — it transfers with the NFT on secondary market sales.</w:t>
+            </w:r>
+          </w:p>
+        </w:tc>
+      </w:tr>
+    </w:tbl>
     <w:p>
       <w:pPr>
         <w:pStyle w:val="Normal"/>
@@ -2486,25 +2896,7 @@
           <w:sz w:val="36"/>
           <w:szCs w:val="36"/>
         </w:rPr>
-        <w:t>5. Tokenomics &amp; ETH Flow</w:t>
-      </w:r>
-    </w:p>
-    <w:p>
-      <w:pPr>
-        <w:pStyle w:val="Heading2"/>
-        <w:spacing w:before="320" w:after="120"/>
-        <w:rPr/>
-      </w:pPr>
-      <w:r>
-        <w:rPr>
-          <w:rFonts w:eastAsia="Arial" w:cs="Arial" w:ascii="Arial" w:hAnsi="Arial"/>
-          <w:b/>
-          <w:bCs/>
-          <w:color w:val="C0392B"/>
-          <w:sz w:val="28"/>
-          <w:szCs w:val="28"/>
-        </w:rPr>
-        <w:t>Mint ETH Allocation</w:t>
+        <w:t>5. Loyalty Boost — Diamond Hands Rewarded</w:t>
       </w:r>
     </w:p>
     <w:p>
@@ -2524,7 +2916,7 @@
           <w:sz w:val="22"/>
           <w:szCs w:val="22"/>
         </w:rPr>
-        <w:t>When a user mints an NFT, the ETH is immediately deployed:</w:t>
+        <w:t>HellBurn's Vault rewards long-term holders with an increasing yield share. The loyalty multiplier is calculated on-chain based on the time elapsed since mint. It reduces selling pressure and aligns NFT holder incentives with long-term protocol success.</w:t>
       </w:r>
     </w:p>
     <w:p>
@@ -2551,9 +2943,9 @@
         </w:tblCellMar>
       </w:tblPr>
       <w:tblGrid>
-        <w:gridCol w:w="1199"/>
-        <w:gridCol w:w="3361"/>
-        <w:gridCol w:w="4800"/>
+        <w:gridCol w:w="3120"/>
+        <w:gridCol w:w="3120"/>
+        <w:gridCol w:w="3120"/>
       </w:tblGrid>
       <w:tr>
         <w:trPr>
@@ -2561,7 +2953,7 @@
         </w:trPr>
         <w:tc>
           <w:tcPr>
-            <w:tcW w:w="1199" w:type="dxa"/>
+            <w:tcW w:w="3120" w:type="dxa"/>
             <w:tcBorders>
               <w:top w:val="single" w:sz="2" w:space="0" w:color="DDDDDD"/>
               <w:start w:val="single" w:sz="2" w:space="0" w:color="DDDDDD"/>
@@ -2584,13 +2976,13 @@
                 <w:sz w:val="18"/>
                 <w:szCs w:val="18"/>
               </w:rPr>
-              <w:t>Allocation</w:t>
-            </w:r>
-          </w:p>
-        </w:tc>
-        <w:tc>
-          <w:tcPr>
-            <w:tcW w:w="3361" w:type="dxa"/>
+              <w:t>Holding Period</w:t>
+            </w:r>
+          </w:p>
+        </w:tc>
+        <w:tc>
+          <w:tcPr>
+            <w:tcW w:w="3120" w:type="dxa"/>
             <w:tcBorders>
               <w:top w:val="single" w:sz="2" w:space="0" w:color="DDDDDD"/>
               <w:start w:val="single" w:sz="2" w:space="0" w:color="DDDDDD"/>
@@ -2613,13 +3005,13 @@
                 <w:sz w:val="18"/>
                 <w:szCs w:val="18"/>
               </w:rPr>
-              <w:t>Destination</w:t>
-            </w:r>
-          </w:p>
-        </w:tc>
-        <w:tc>
-          <w:tcPr>
-            <w:tcW w:w="4800" w:type="dxa"/>
+              <w:t>Yield Share</w:t>
+            </w:r>
+          </w:p>
+        </w:tc>
+        <w:tc>
+          <w:tcPr>
+            <w:tcW w:w="3120" w:type="dxa"/>
             <w:tcBorders>
               <w:top w:val="single" w:sz="2" w:space="0" w:color="DDDDDD"/>
               <w:start w:val="single" w:sz="2" w:space="0" w:color="DDDDDD"/>
@@ -2642,7 +3034,7 @@
                 <w:sz w:val="18"/>
                 <w:szCs w:val="18"/>
               </w:rPr>
-              <w:t>Purpose</w:t>
+              <w:t>Boost vs. Base</w:t>
             </w:r>
           </w:p>
         </w:tc>
@@ -2651,7 +3043,7 @@
         <w:trPr/>
         <w:tc>
           <w:tcPr>
-            <w:tcW w:w="1199" w:type="dxa"/>
+            <w:tcW w:w="3120" w:type="dxa"/>
             <w:tcBorders>
               <w:top w:val="single" w:sz="2" w:space="0" w:color="DDDDDD"/>
               <w:start w:val="single" w:sz="2" w:space="0" w:color="DDDDDD"/>
@@ -2678,13 +3070,13 @@
                 <w:sz w:val="20"/>
                 <w:szCs w:val="20"/>
               </w:rPr>
-              <w:t>50%</w:t>
-            </w:r>
-          </w:p>
-        </w:tc>
-        <w:tc>
-          <w:tcPr>
-            <w:tcW w:w="3361" w:type="dxa"/>
+              <w:t>0 – 3 months</w:t>
+            </w:r>
+          </w:p>
+        </w:tc>
+        <w:tc>
+          <w:tcPr>
+            <w:tcW w:w="3120" w:type="dxa"/>
             <w:tcBorders>
               <w:top w:val="single" w:sz="2" w:space="0" w:color="DDDDDD"/>
               <w:start w:val="single" w:sz="2" w:space="0" w:color="DDDDDD"/>
@@ -2711,13 +3103,13 @@
                 <w:sz w:val="20"/>
                 <w:szCs w:val="20"/>
               </w:rPr>
-              <w:t>Buys &amp; burns HBURN permanently</w:t>
-            </w:r>
-          </w:p>
-        </w:tc>
-        <w:tc>
-          <w:tcPr>
-            <w:tcW w:w="4800" w:type="dxa"/>
+              <w:t>80%</w:t>
+            </w:r>
+          </w:p>
+        </w:tc>
+        <w:tc>
+          <w:tcPr>
+            <w:tcW w:w="3120" w:type="dxa"/>
             <w:tcBorders>
               <w:top w:val="single" w:sz="2" w:space="0" w:color="DDDDDD"/>
               <w:start w:val="single" w:sz="2" w:space="0" w:color="DDDDDD"/>
@@ -2744,7 +3136,7 @@
                 <w:sz w:val="20"/>
                 <w:szCs w:val="20"/>
               </w:rPr>
-              <w:t>Maximum deflationary pressure on HBURN supply</w:t>
+              <w:t>Base</w:t>
             </w:r>
           </w:p>
         </w:tc>
@@ -2753,7 +3145,7 @@
         <w:trPr/>
         <w:tc>
           <w:tcPr>
-            <w:tcW w:w="1199" w:type="dxa"/>
+            <w:tcW w:w="3120" w:type="dxa"/>
             <w:tcBorders>
               <w:top w:val="single" w:sz="2" w:space="0" w:color="DDDDDD"/>
               <w:start w:val="single" w:sz="2" w:space="0" w:color="DDDDDD"/>
@@ -2780,13 +3172,13 @@
                 <w:sz w:val="20"/>
                 <w:szCs w:val="20"/>
               </w:rPr>
-              <w:t>40%</w:t>
-            </w:r>
-          </w:p>
-        </w:tc>
-        <w:tc>
-          <w:tcPr>
-            <w:tcW w:w="3361" w:type="dxa"/>
+              <w:t>3 – 6 months</w:t>
+            </w:r>
+          </w:p>
+        </w:tc>
+        <w:tc>
+          <w:tcPr>
+            <w:tcW w:w="3120" w:type="dxa"/>
             <w:tcBorders>
               <w:top w:val="single" w:sz="2" w:space="0" w:color="DDDDDD"/>
               <w:start w:val="single" w:sz="2" w:space="0" w:color="DDDDDD"/>
@@ -2813,13 +3205,13 @@
                 <w:sz w:val="20"/>
                 <w:szCs w:val="20"/>
               </w:rPr>
-              <w:t>HBURN/ETH Uniswap V3 Concentrated LP</w:t>
-            </w:r>
-          </w:p>
-        </w:tc>
-        <w:tc>
-          <w:tcPr>
-            <w:tcW w:w="4800" w:type="dxa"/>
+              <w:t>82%</w:t>
+            </w:r>
+          </w:p>
+        </w:tc>
+        <w:tc>
+          <w:tcPr>
+            <w:tcW w:w="3120" w:type="dxa"/>
             <w:tcBorders>
               <w:top w:val="single" w:sz="2" w:space="0" w:color="DDDDDD"/>
               <w:start w:val="single" w:sz="2" w:space="0" w:color="DDDDDD"/>
@@ -2846,7 +3238,7 @@
                 <w:sz w:val="20"/>
                 <w:szCs w:val="20"/>
               </w:rPr>
-              <w:t>Generates trading fee yield — managed by permissionless rebalancer</w:t>
+              <w:t>+2%</w:t>
             </w:r>
           </w:p>
         </w:tc>
@@ -2855,7 +3247,7 @@
         <w:trPr/>
         <w:tc>
           <w:tcPr>
-            <w:tcW w:w="1199" w:type="dxa"/>
+            <w:tcW w:w="3120" w:type="dxa"/>
             <w:tcBorders>
               <w:top w:val="single" w:sz="2" w:space="0" w:color="DDDDDD"/>
               <w:start w:val="single" w:sz="2" w:space="0" w:color="DDDDDD"/>
@@ -2882,13 +3274,13 @@
                 <w:sz w:val="20"/>
                 <w:szCs w:val="20"/>
               </w:rPr>
-              <w:t>10%</w:t>
-            </w:r>
-          </w:p>
-        </w:tc>
-        <w:tc>
-          <w:tcPr>
-            <w:tcW w:w="3361" w:type="dxa"/>
+              <w:t>6 – 12 months</w:t>
+            </w:r>
+          </w:p>
+        </w:tc>
+        <w:tc>
+          <w:tcPr>
+            <w:tcW w:w="3120" w:type="dxa"/>
             <w:tcBorders>
               <w:top w:val="single" w:sz="2" w:space="0" w:color="DDDDDD"/>
               <w:start w:val="single" w:sz="2" w:space="0" w:color="DDDDDD"/>
@@ -2915,13 +3307,13 @@
                 <w:sz w:val="20"/>
                 <w:szCs w:val="20"/>
               </w:rPr>
-              <w:t>Lido Liquid Staking (stETH)</w:t>
-            </w:r>
-          </w:p>
-        </w:tc>
-        <w:tc>
-          <w:tcPr>
-            <w:tcW w:w="4800" w:type="dxa"/>
+              <w:t>84%</w:t>
+            </w:r>
+          </w:p>
+        </w:tc>
+        <w:tc>
+          <w:tcPr>
+            <w:tcW w:w="3120" w:type="dxa"/>
             <w:tcBorders>
               <w:top w:val="single" w:sz="2" w:space="0" w:color="DDDDDD"/>
               <w:start w:val="single" w:sz="2" w:space="0" w:color="DDDDDD"/>
@@ -2948,7 +3340,109 @@
                 <w:sz w:val="20"/>
                 <w:szCs w:val="20"/>
               </w:rPr>
-              <w:t>Generates ~4% APY ETH staking yield</w:t>
+              <w:t>+4%</w:t>
+            </w:r>
+          </w:p>
+        </w:tc>
+      </w:tr>
+      <w:tr>
+        <w:trPr/>
+        <w:tc>
+          <w:tcPr>
+            <w:tcW w:w="3120" w:type="dxa"/>
+            <w:tcBorders>
+              <w:top w:val="single" w:sz="2" w:space="0" w:color="DDDDDD"/>
+              <w:start w:val="single" w:sz="2" w:space="0" w:color="DDDDDD"/>
+              <w:bottom w:val="single" w:sz="2" w:space="0" w:color="DDDDDD"/>
+              <w:end w:val="single" w:sz="2" w:space="0" w:color="DDDDDD"/>
+            </w:tcBorders>
+            <w:shd w:fill="FFFFFF" w:val="clear"/>
+            <w:tcMar>
+              <w:top w:w="80" w:type="dxa"/>
+              <w:bottom w:w="80" w:type="dxa"/>
+            </w:tcMar>
+          </w:tcPr>
+          <w:p>
+            <w:pPr>
+              <w:pStyle w:val="Normal"/>
+              <w:rPr/>
+            </w:pPr>
+            <w:r>
+              <w:rPr>
+                <w:rFonts w:eastAsia="Arial" w:cs="Arial"/>
+                <w:b/>
+                <w:bCs/>
+                <w:color w:val="C0392B"/>
+                <w:sz w:val="20"/>
+                <w:szCs w:val="20"/>
+              </w:rPr>
+              <w:t>12+ months</w:t>
+            </w:r>
+          </w:p>
+        </w:tc>
+        <w:tc>
+          <w:tcPr>
+            <w:tcW w:w="3120" w:type="dxa"/>
+            <w:tcBorders>
+              <w:top w:val="single" w:sz="2" w:space="0" w:color="DDDDDD"/>
+              <w:start w:val="single" w:sz="2" w:space="0" w:color="DDDDDD"/>
+              <w:bottom w:val="single" w:sz="2" w:space="0" w:color="DDDDDD"/>
+              <w:end w:val="single" w:sz="2" w:space="0" w:color="DDDDDD"/>
+            </w:tcBorders>
+            <w:shd w:fill="FFFFFF" w:val="clear"/>
+            <w:tcMar>
+              <w:top w:w="80" w:type="dxa"/>
+              <w:bottom w:w="80" w:type="dxa"/>
+            </w:tcMar>
+          </w:tcPr>
+          <w:p>
+            <w:pPr>
+              <w:pStyle w:val="Normal"/>
+              <w:rPr/>
+            </w:pPr>
+            <w:r>
+              <w:rPr>
+                <w:rFonts w:eastAsia="Arial" w:cs="Arial"/>
+                <w:b w:val="false"/>
+                <w:bCs w:val="false"/>
+                <w:color w:val="333333"/>
+                <w:sz w:val="20"/>
+                <w:szCs w:val="20"/>
+              </w:rPr>
+              <w:t>86%</w:t>
+            </w:r>
+          </w:p>
+        </w:tc>
+        <w:tc>
+          <w:tcPr>
+            <w:tcW w:w="3120" w:type="dxa"/>
+            <w:tcBorders>
+              <w:top w:val="single" w:sz="2" w:space="0" w:color="DDDDDD"/>
+              <w:start w:val="single" w:sz="2" w:space="0" w:color="DDDDDD"/>
+              <w:bottom w:val="single" w:sz="2" w:space="0" w:color="DDDDDD"/>
+              <w:end w:val="single" w:sz="2" w:space="0" w:color="DDDDDD"/>
+            </w:tcBorders>
+            <w:shd w:fill="FFFFFF" w:val="clear"/>
+            <w:tcMar>
+              <w:top w:w="80" w:type="dxa"/>
+              <w:bottom w:w="80" w:type="dxa"/>
+            </w:tcMar>
+          </w:tcPr>
+          <w:p>
+            <w:pPr>
+              <w:pStyle w:val="Normal"/>
+              <w:rPr/>
+            </w:pPr>
+            <w:r>
+              <w:rPr>
+                <w:rFonts w:eastAsia="Arial" w:cs="Arial"/>
+                <w:b w:val="false"/>
+                <w:bCs w:val="false"/>
+                <w:color w:val="333333"/>
+                <w:sz w:val="20"/>
+                <w:szCs w:val="20"/>
+              </w:rPr>
+              <w:t>+6%</w:t>
             </w:r>
           </w:p>
         </w:tc>
@@ -2962,6 +3456,94 @@
       </w:pPr>
       <w:r>
         <w:rPr/>
+      </w:r>
+    </w:p>
+    <w:tbl>
+      <w:tblPr>
+        <w:tblW w:w="9360" w:type="dxa"/>
+        <w:jc w:val="start"/>
+        <w:tblInd w:w="0" w:type="dxa"/>
+        <w:tblLayout w:type="fixed"/>
+        <w:tblCellMar>
+          <w:top w:w="120" w:type="dxa"/>
+          <w:start w:w="200" w:type="dxa"/>
+          <w:bottom w:w="120" w:type="dxa"/>
+          <w:end w:w="200" w:type="dxa"/>
+        </w:tblCellMar>
+      </w:tblPr>
+      <w:tblGrid>
+        <w:gridCol w:w="9360"/>
+      </w:tblGrid>
+      <w:tr>
+        <w:trPr/>
+        <w:tc>
+          <w:tcPr>
+            <w:tcW w:w="9360" w:type="dxa"/>
+            <w:tcBorders>
+              <w:top w:val="single" w:sz="2" w:space="0" w:color="DDDDDD"/>
+              <w:start w:val="single" w:sz="2" w:space="0" w:color="DDDDDD"/>
+              <w:bottom w:val="single" w:sz="2" w:space="0" w:color="DDDDDD"/>
+              <w:end w:val="single" w:sz="2" w:space="0" w:color="DDDDDD"/>
+            </w:tcBorders>
+            <w:shd w:fill="E3F2FD" w:val="clear"/>
+          </w:tcPr>
+          <w:p>
+            <w:pPr>
+              <w:pStyle w:val="Normal"/>
+              <w:rPr/>
+            </w:pPr>
+            <w:r>
+              <w:rPr>
+                <w:rFonts w:eastAsia="Arial" w:cs="Arial"/>
+                <w:i/>
+                <w:iCs/>
+                <w:color w:val="0D47A1"/>
+                <w:sz w:val="21"/>
+                <w:szCs w:val="21"/>
+              </w:rPr>
+              <w:t xml:space="preserve">ℹ️  </w:t>
+            </w:r>
+            <w:r>
+              <w:rPr>
+                <w:rFonts w:eastAsia="Arial" w:cs="Arial"/>
+                <w:i/>
+                <w:iCs/>
+                <w:color w:val="0D47A1"/>
+                <w:sz w:val="21"/>
+                <w:szCs w:val="21"/>
+              </w:rPr>
+              <w:t>The loyalty boost applies to the NFT, not the wallet. If you sell your NFT, the new owner inherits the accumulated loyalty level — making aged NFTs more valuable on the secondary market.</w:t>
+            </w:r>
+          </w:p>
+        </w:tc>
+      </w:tr>
+    </w:tbl>
+    <w:p>
+      <w:pPr>
+        <w:pStyle w:val="Normal"/>
+        <w:spacing w:before="0" w:after="120"/>
+        <w:rPr/>
+      </w:pPr>
+      <w:r>
+        <w:rPr/>
+      </w:r>
+    </w:p>
+    <w:p>
+      <w:pPr>
+        <w:pStyle w:val="Heading1"/>
+        <w:spacing w:before="400" w:after="160"/>
+        <w:rPr/>
+      </w:pPr>
+      <w:r>
+        <w:rPr>
+          <w:rFonts w:eastAsia="Arial" w:cs="Arial" w:ascii="Arial" w:hAnsi="Arial"/>
+          <w:b/>
+          <w:bCs/>
+          <w:color w:val="1A1A2E"/>
+          <w:sz w:val="36"/>
+          <w:szCs w:val="36"/>
+        </w:rPr>
+        <w:t>6. Tokenomics &amp; ETH Flow</w:t>
       </w:r>
     </w:p>
     <w:p>
@@ -2979,37 +3561,7 @@
           <w:sz w:val="28"/>
           <w:szCs w:val="28"/>
         </w:rPr>
-        <w:t>Yield Distribution</w:t>
-      </w:r>
-    </w:p>
-    <w:p>
-      <w:pPr>
-        <w:pStyle w:val="Normal"/>
-        <w:spacing w:before="80" w:after="120"/>
-        <w:rPr/>
-      </w:pPr>
-      <w:r>
-        <w:rPr>
-          <w:rFonts w:eastAsia="Arial" w:cs="Arial"/>
-          <w:b w:val="false"/>
-          <w:bCs w:val="false"/>
-          <w:i w:val="false"/>
-          <w:iCs w:val="false"/>
-          <w:color w:val="333333"/>
-          <w:sz w:val="22"/>
-          <w:szCs w:val="22"/>
-        </w:rPr>
-        <w:t>All generated yield is distributed as follows:</w:t>
-      </w:r>
-    </w:p>
-    <w:p>
-      <w:pPr>
-        <w:pStyle w:val="Normal"/>
-        <w:spacing w:before="0" w:after="120"/>
-        <w:rPr/>
-      </w:pPr>
-      <w:r>
-        <w:rPr/>
+        <w:t>Mint ETH Allocation</w:t>
       </w:r>
     </w:p>
     <w:tbl>
@@ -3026,9 +3578,9 @@
         </w:tblCellMar>
       </w:tblPr>
       <w:tblGrid>
-        <w:gridCol w:w="1199"/>
-        <w:gridCol w:w="2400"/>
-        <w:gridCol w:w="5761"/>
+        <w:gridCol w:w="999"/>
+        <w:gridCol w:w="3561"/>
+        <w:gridCol w:w="4800"/>
       </w:tblGrid>
       <w:tr>
         <w:trPr>
@@ -3036,7 +3588,7 @@
         </w:trPr>
         <w:tc>
           <w:tcPr>
-            <w:tcW w:w="1199" w:type="dxa"/>
+            <w:tcW w:w="999" w:type="dxa"/>
             <w:tcBorders>
               <w:top w:val="single" w:sz="2" w:space="0" w:color="DDDDDD"/>
               <w:start w:val="single" w:sz="2" w:space="0" w:color="DDDDDD"/>
@@ -3059,13 +3611,13 @@
                 <w:sz w:val="18"/>
                 <w:szCs w:val="18"/>
               </w:rPr>
-              <w:t>Share</w:t>
-            </w:r>
-          </w:p>
-        </w:tc>
-        <w:tc>
-          <w:tcPr>
-            <w:tcW w:w="2400" w:type="dxa"/>
+              <w:t>Allocation</w:t>
+            </w:r>
+          </w:p>
+        </w:tc>
+        <w:tc>
+          <w:tcPr>
+            <w:tcW w:w="3561" w:type="dxa"/>
             <w:tcBorders>
               <w:top w:val="single" w:sz="2" w:space="0" w:color="DDDDDD"/>
               <w:start w:val="single" w:sz="2" w:space="0" w:color="DDDDDD"/>
@@ -3088,13 +3640,13 @@
                 <w:sz w:val="18"/>
                 <w:szCs w:val="18"/>
               </w:rPr>
-              <w:t>Recipient</w:t>
-            </w:r>
-          </w:p>
-        </w:tc>
-        <w:tc>
-          <w:tcPr>
-            <w:tcW w:w="5761" w:type="dxa"/>
+              <w:t>Destination</w:t>
+            </w:r>
+          </w:p>
+        </w:tc>
+        <w:tc>
+          <w:tcPr>
+            <w:tcW w:w="4800" w:type="dxa"/>
             <w:tcBorders>
               <w:top w:val="single" w:sz="2" w:space="0" w:color="DDDDDD"/>
               <w:start w:val="single" w:sz="2" w:space="0" w:color="DDDDDD"/>
@@ -3117,7 +3669,7 @@
                 <w:sz w:val="18"/>
                 <w:szCs w:val="18"/>
               </w:rPr>
-              <w:t>Effect</w:t>
+              <w:t>Purpose</w:t>
             </w:r>
           </w:p>
         </w:tc>
@@ -3126,7 +3678,7 @@
         <w:trPr/>
         <w:tc>
           <w:tcPr>
-            <w:tcW w:w="1199" w:type="dxa"/>
+            <w:tcW w:w="999" w:type="dxa"/>
             <w:tcBorders>
               <w:top w:val="single" w:sz="2" w:space="0" w:color="DDDDDD"/>
               <w:start w:val="single" w:sz="2" w:space="0" w:color="DDDDDD"/>
@@ -3153,13 +3705,13 @@
                 <w:sz w:val="20"/>
                 <w:szCs w:val="20"/>
               </w:rPr>
-              <w:t>80%</w:t>
-            </w:r>
-          </w:p>
-        </w:tc>
-        <w:tc>
-          <w:tcPr>
-            <w:tcW w:w="2400" w:type="dxa"/>
+              <w:t>50%</w:t>
+            </w:r>
+          </w:p>
+        </w:tc>
+        <w:tc>
+          <w:tcPr>
+            <w:tcW w:w="3561" w:type="dxa"/>
             <w:tcBorders>
               <w:top w:val="single" w:sz="2" w:space="0" w:color="DDDDDD"/>
               <w:start w:val="single" w:sz="2" w:space="0" w:color="DDDDDD"/>
@@ -3186,13 +3738,13 @@
                 <w:sz w:val="20"/>
                 <w:szCs w:val="20"/>
               </w:rPr>
-              <w:t>NFT Holders</w:t>
-            </w:r>
-          </w:p>
-        </w:tc>
-        <w:tc>
-          <w:tcPr>
-            <w:tcW w:w="5761" w:type="dxa"/>
+              <w:t>Buys &amp; burns HBURN permanently</w:t>
+            </w:r>
+          </w:p>
+        </w:tc>
+        <w:tc>
+          <w:tcPr>
+            <w:tcW w:w="4800" w:type="dxa"/>
             <w:tcBorders>
               <w:top w:val="single" w:sz="2" w:space="0" w:color="DDDDDD"/>
               <w:start w:val="single" w:sz="2" w:space="0" w:color="DDDDDD"/>
@@ -3219,7 +3771,7 @@
                 <w:sz w:val="20"/>
                 <w:szCs w:val="20"/>
               </w:rPr>
-              <w:t>Proportional to tier multiplier — paid in ETH</w:t>
+              <w:t>Maximum deflationary pressure on HBURN supply</w:t>
             </w:r>
           </w:p>
         </w:tc>
@@ -3228,7 +3780,7 @@
         <w:trPr/>
         <w:tc>
           <w:tcPr>
-            <w:tcW w:w="1199" w:type="dxa"/>
+            <w:tcW w:w="999" w:type="dxa"/>
             <w:tcBorders>
               <w:top w:val="single" w:sz="2" w:space="0" w:color="DDDDDD"/>
               <w:start w:val="single" w:sz="2" w:space="0" w:color="DDDDDD"/>
@@ -3255,13 +3807,13 @@
                 <w:sz w:val="20"/>
                 <w:szCs w:val="20"/>
               </w:rPr>
-              <w:t>20%</w:t>
-            </w:r>
-          </w:p>
-        </w:tc>
-        <w:tc>
-          <w:tcPr>
-            <w:tcW w:w="2400" w:type="dxa"/>
+              <w:t>40%</w:t>
+            </w:r>
+          </w:p>
+        </w:tc>
+        <w:tc>
+          <w:tcPr>
+            <w:tcW w:w="3561" w:type="dxa"/>
             <w:tcBorders>
               <w:top w:val="single" w:sz="2" w:space="0" w:color="DDDDDD"/>
               <w:start w:val="single" w:sz="2" w:space="0" w:color="DDDDDD"/>
@@ -3288,13 +3840,13 @@
                 <w:sz w:val="20"/>
                 <w:szCs w:val="20"/>
               </w:rPr>
-              <w:t>BuyAndBurn</w:t>
-            </w:r>
-          </w:p>
-        </w:tc>
-        <w:tc>
-          <w:tcPr>
-            <w:tcW w:w="5761" w:type="dxa"/>
+              <w:t>HBURN/ETH Uniswap V3 Concentrated LP</w:t>
+            </w:r>
+          </w:p>
+        </w:tc>
+        <w:tc>
+          <w:tcPr>
+            <w:tcW w:w="4800" w:type="dxa"/>
             <w:tcBorders>
               <w:top w:val="single" w:sz="2" w:space="0" w:color="DDDDDD"/>
               <w:start w:val="single" w:sz="2" w:space="0" w:color="DDDDDD"/>
@@ -3321,7 +3873,686 @@
                 <w:sz w:val="20"/>
                 <w:szCs w:val="20"/>
               </w:rPr>
-              <w:t>Buys &amp; burns more HBURN — compounds deflation</w:t>
+              <w:t>Generates trading fee yield — permissionless rebalancer</w:t>
+            </w:r>
+          </w:p>
+        </w:tc>
+      </w:tr>
+      <w:tr>
+        <w:trPr/>
+        <w:tc>
+          <w:tcPr>
+            <w:tcW w:w="999" w:type="dxa"/>
+            <w:tcBorders>
+              <w:top w:val="single" w:sz="2" w:space="0" w:color="DDDDDD"/>
+              <w:start w:val="single" w:sz="2" w:space="0" w:color="DDDDDD"/>
+              <w:bottom w:val="single" w:sz="2" w:space="0" w:color="DDDDDD"/>
+              <w:end w:val="single" w:sz="2" w:space="0" w:color="DDDDDD"/>
+            </w:tcBorders>
+            <w:shd w:fill="F8F9FA" w:val="clear"/>
+            <w:tcMar>
+              <w:top w:w="80" w:type="dxa"/>
+              <w:bottom w:w="80" w:type="dxa"/>
+            </w:tcMar>
+          </w:tcPr>
+          <w:p>
+            <w:pPr>
+              <w:pStyle w:val="Normal"/>
+              <w:rPr/>
+            </w:pPr>
+            <w:r>
+              <w:rPr>
+                <w:rFonts w:eastAsia="Arial" w:cs="Arial"/>
+                <w:b/>
+                <w:bCs/>
+                <w:color w:val="C0392B"/>
+                <w:sz w:val="20"/>
+                <w:szCs w:val="20"/>
+              </w:rPr>
+              <w:t>5%</w:t>
+            </w:r>
+          </w:p>
+        </w:tc>
+        <w:tc>
+          <w:tcPr>
+            <w:tcW w:w="3561" w:type="dxa"/>
+            <w:tcBorders>
+              <w:top w:val="single" w:sz="2" w:space="0" w:color="DDDDDD"/>
+              <w:start w:val="single" w:sz="2" w:space="0" w:color="DDDDDD"/>
+              <w:bottom w:val="single" w:sz="2" w:space="0" w:color="DDDDDD"/>
+              <w:end w:val="single" w:sz="2" w:space="0" w:color="DDDDDD"/>
+            </w:tcBorders>
+            <w:shd w:fill="F8F9FA" w:val="clear"/>
+            <w:tcMar>
+              <w:top w:w="80" w:type="dxa"/>
+              <w:bottom w:w="80" w:type="dxa"/>
+            </w:tcMar>
+          </w:tcPr>
+          <w:p>
+            <w:pPr>
+              <w:pStyle w:val="Normal"/>
+              <w:rPr/>
+            </w:pPr>
+            <w:r>
+              <w:rPr>
+                <w:rFonts w:eastAsia="Arial" w:cs="Arial"/>
+                <w:b w:val="false"/>
+                <w:bCs w:val="false"/>
+                <w:color w:val="333333"/>
+                <w:sz w:val="20"/>
+                <w:szCs w:val="20"/>
+              </w:rPr>
+              <w:t>Lido Liquid Staking (stETH)</w:t>
+            </w:r>
+          </w:p>
+        </w:tc>
+        <w:tc>
+          <w:tcPr>
+            <w:tcW w:w="4800" w:type="dxa"/>
+            <w:tcBorders>
+              <w:top w:val="single" w:sz="2" w:space="0" w:color="DDDDDD"/>
+              <w:start w:val="single" w:sz="2" w:space="0" w:color="DDDDDD"/>
+              <w:bottom w:val="single" w:sz="2" w:space="0" w:color="DDDDDD"/>
+              <w:end w:val="single" w:sz="2" w:space="0" w:color="DDDDDD"/>
+            </w:tcBorders>
+            <w:shd w:fill="F8F9FA" w:val="clear"/>
+            <w:tcMar>
+              <w:top w:w="80" w:type="dxa"/>
+              <w:bottom w:w="80" w:type="dxa"/>
+            </w:tcMar>
+          </w:tcPr>
+          <w:p>
+            <w:pPr>
+              <w:pStyle w:val="Normal"/>
+              <w:rPr/>
+            </w:pPr>
+            <w:r>
+              <w:rPr>
+                <w:rFonts w:eastAsia="Arial" w:cs="Arial"/>
+                <w:b w:val="false"/>
+                <w:bCs w:val="false"/>
+                <w:color w:val="333333"/>
+                <w:sz w:val="20"/>
+                <w:szCs w:val="20"/>
+              </w:rPr>
+              <w:t>ETH staking yield — Lido (~4% APY)</w:t>
+            </w:r>
+          </w:p>
+        </w:tc>
+      </w:tr>
+      <w:tr>
+        <w:trPr/>
+        <w:tc>
+          <w:tcPr>
+            <w:tcW w:w="999" w:type="dxa"/>
+            <w:tcBorders>
+              <w:top w:val="single" w:sz="2" w:space="0" w:color="DDDDDD"/>
+              <w:start w:val="single" w:sz="2" w:space="0" w:color="DDDDDD"/>
+              <w:bottom w:val="single" w:sz="2" w:space="0" w:color="DDDDDD"/>
+              <w:end w:val="single" w:sz="2" w:space="0" w:color="DDDDDD"/>
+            </w:tcBorders>
+            <w:shd w:fill="FFFFFF" w:val="clear"/>
+            <w:tcMar>
+              <w:top w:w="80" w:type="dxa"/>
+              <w:bottom w:w="80" w:type="dxa"/>
+            </w:tcMar>
+          </w:tcPr>
+          <w:p>
+            <w:pPr>
+              <w:pStyle w:val="Normal"/>
+              <w:rPr/>
+            </w:pPr>
+            <w:r>
+              <w:rPr>
+                <w:rFonts w:eastAsia="Arial" w:cs="Arial"/>
+                <w:b/>
+                <w:bCs/>
+                <w:color w:val="C0392B"/>
+                <w:sz w:val="20"/>
+                <w:szCs w:val="20"/>
+              </w:rPr>
+              <w:t>5%</w:t>
+            </w:r>
+          </w:p>
+        </w:tc>
+        <w:tc>
+          <w:tcPr>
+            <w:tcW w:w="3561" w:type="dxa"/>
+            <w:tcBorders>
+              <w:top w:val="single" w:sz="2" w:space="0" w:color="DDDDDD"/>
+              <w:start w:val="single" w:sz="2" w:space="0" w:color="DDDDDD"/>
+              <w:bottom w:val="single" w:sz="2" w:space="0" w:color="DDDDDD"/>
+              <w:end w:val="single" w:sz="2" w:space="0" w:color="DDDDDD"/>
+            </w:tcBorders>
+            <w:shd w:fill="FFFFFF" w:val="clear"/>
+            <w:tcMar>
+              <w:top w:w="80" w:type="dxa"/>
+              <w:bottom w:w="80" w:type="dxa"/>
+            </w:tcMar>
+          </w:tcPr>
+          <w:p>
+            <w:pPr>
+              <w:pStyle w:val="Normal"/>
+              <w:rPr/>
+            </w:pPr>
+            <w:r>
+              <w:rPr>
+                <w:rFonts w:eastAsia="Arial" w:cs="Arial"/>
+                <w:b w:val="false"/>
+                <w:bCs w:val="false"/>
+                <w:color w:val="333333"/>
+                <w:sz w:val="20"/>
+                <w:szCs w:val="20"/>
+              </w:rPr>
+              <w:t>RocketPool Liquid Staking (rETH)</w:t>
+            </w:r>
+          </w:p>
+        </w:tc>
+        <w:tc>
+          <w:tcPr>
+            <w:tcW w:w="4800" w:type="dxa"/>
+            <w:tcBorders>
+              <w:top w:val="single" w:sz="2" w:space="0" w:color="DDDDDD"/>
+              <w:start w:val="single" w:sz="2" w:space="0" w:color="DDDDDD"/>
+              <w:bottom w:val="single" w:sz="2" w:space="0" w:color="DDDDDD"/>
+              <w:end w:val="single" w:sz="2" w:space="0" w:color="DDDDDD"/>
+            </w:tcBorders>
+            <w:shd w:fill="FFFFFF" w:val="clear"/>
+            <w:tcMar>
+              <w:top w:w="80" w:type="dxa"/>
+              <w:bottom w:w="80" w:type="dxa"/>
+            </w:tcMar>
+          </w:tcPr>
+          <w:p>
+            <w:pPr>
+              <w:pStyle w:val="Normal"/>
+              <w:rPr/>
+            </w:pPr>
+            <w:r>
+              <w:rPr>
+                <w:rFonts w:eastAsia="Arial" w:cs="Arial"/>
+                <w:b w:val="false"/>
+                <w:bCs w:val="false"/>
+                <w:color w:val="333333"/>
+                <w:sz w:val="20"/>
+                <w:szCs w:val="20"/>
+              </w:rPr>
+              <w:t>ETH staking yield — RocketPool (~4% APY)</w:t>
+            </w:r>
+          </w:p>
+        </w:tc>
+      </w:tr>
+    </w:tbl>
+    <w:p>
+      <w:pPr>
+        <w:pStyle w:val="Normal"/>
+        <w:spacing w:before="0" w:after="120"/>
+        <w:rPr/>
+      </w:pPr>
+      <w:r>
+        <w:rPr/>
+      </w:r>
+    </w:p>
+    <w:p>
+      <w:pPr>
+        <w:pStyle w:val="Heading2"/>
+        <w:spacing w:before="320" w:after="120"/>
+        <w:rPr/>
+      </w:pPr>
+      <w:r>
+        <w:rPr>
+          <w:rFonts w:eastAsia="Arial" w:cs="Arial" w:ascii="Arial" w:hAnsi="Arial"/>
+          <w:b/>
+          <w:bCs/>
+          <w:color w:val="C0392B"/>
+          <w:sz w:val="28"/>
+          <w:szCs w:val="28"/>
+        </w:rPr>
+        <w:t>Yield Distribution</w:t>
+      </w:r>
+    </w:p>
+    <w:p>
+      <w:pPr>
+        <w:pStyle w:val="Normal"/>
+        <w:spacing w:before="80" w:after="120"/>
+        <w:rPr/>
+      </w:pPr>
+      <w:r>
+        <w:rPr>
+          <w:rFonts w:eastAsia="Arial" w:cs="Arial"/>
+          <w:b w:val="false"/>
+          <w:bCs w:val="false"/>
+          <w:i w:val="false"/>
+          <w:iCs w:val="false"/>
+          <w:color w:val="333333"/>
+          <w:sz w:val="22"/>
+          <w:szCs w:val="22"/>
+        </w:rPr>
+        <w:t>The 5% Reserve Pool is deployed automatically when HBURN drops below a predefined on-chain price threshold — no admin action required.</w:t>
+      </w:r>
+    </w:p>
+    <w:p>
+      <w:pPr>
+        <w:pStyle w:val="Normal"/>
+        <w:spacing w:before="0" w:after="120"/>
+        <w:rPr/>
+      </w:pPr>
+      <w:r>
+        <w:rPr/>
+      </w:r>
+    </w:p>
+    <w:tbl>
+      <w:tblPr>
+        <w:tblW w:w="9360" w:type="dxa"/>
+        <w:jc w:val="start"/>
+        <w:tblInd w:w="0" w:type="dxa"/>
+        <w:tblLayout w:type="fixed"/>
+        <w:tblCellMar>
+          <w:top w:w="100" w:type="dxa"/>
+          <w:start w:w="100" w:type="dxa"/>
+          <w:bottom w:w="100" w:type="dxa"/>
+          <w:end w:w="100" w:type="dxa"/>
+        </w:tblCellMar>
+      </w:tblPr>
+      <w:tblGrid>
+        <w:gridCol w:w="1400"/>
+        <w:gridCol w:w="1999"/>
+        <w:gridCol w:w="5961"/>
+      </w:tblGrid>
+      <w:tr>
+        <w:trPr>
+          <w:tblHeader w:val="true"/>
+        </w:trPr>
+        <w:tc>
+          <w:tcPr>
+            <w:tcW w:w="1400" w:type="dxa"/>
+            <w:tcBorders>
+              <w:top w:val="single" w:sz="2" w:space="0" w:color="DDDDDD"/>
+              <w:start w:val="single" w:sz="2" w:space="0" w:color="DDDDDD"/>
+              <w:bottom w:val="single" w:sz="2" w:space="0" w:color="DDDDDD"/>
+              <w:end w:val="single" w:sz="2" w:space="0" w:color="DDDDDD"/>
+            </w:tcBorders>
+            <w:shd w:fill="1A1A2E" w:val="clear"/>
+          </w:tcPr>
+          <w:p>
+            <w:pPr>
+              <w:pStyle w:val="Normal"/>
+              <w:rPr/>
+            </w:pPr>
+            <w:r>
+              <w:rPr>
+                <w:rFonts w:eastAsia="Arial" w:cs="Arial"/>
+                <w:b/>
+                <w:bCs/>
+                <w:color w:val="FFFFFF"/>
+                <w:sz w:val="18"/>
+                <w:szCs w:val="18"/>
+              </w:rPr>
+              <w:t>Share</w:t>
+            </w:r>
+          </w:p>
+        </w:tc>
+        <w:tc>
+          <w:tcPr>
+            <w:tcW w:w="1999" w:type="dxa"/>
+            <w:tcBorders>
+              <w:top w:val="single" w:sz="2" w:space="0" w:color="DDDDDD"/>
+              <w:start w:val="single" w:sz="2" w:space="0" w:color="DDDDDD"/>
+              <w:bottom w:val="single" w:sz="2" w:space="0" w:color="DDDDDD"/>
+              <w:end w:val="single" w:sz="2" w:space="0" w:color="DDDDDD"/>
+            </w:tcBorders>
+            <w:shd w:fill="1A1A2E" w:val="clear"/>
+          </w:tcPr>
+          <w:p>
+            <w:pPr>
+              <w:pStyle w:val="Normal"/>
+              <w:rPr/>
+            </w:pPr>
+            <w:r>
+              <w:rPr>
+                <w:rFonts w:eastAsia="Arial" w:cs="Arial"/>
+                <w:b/>
+                <w:bCs/>
+                <w:color w:val="FFFFFF"/>
+                <w:sz w:val="18"/>
+                <w:szCs w:val="18"/>
+              </w:rPr>
+              <w:t>Recipient</w:t>
+            </w:r>
+          </w:p>
+        </w:tc>
+        <w:tc>
+          <w:tcPr>
+            <w:tcW w:w="5961" w:type="dxa"/>
+            <w:tcBorders>
+              <w:top w:val="single" w:sz="2" w:space="0" w:color="DDDDDD"/>
+              <w:start w:val="single" w:sz="2" w:space="0" w:color="DDDDDD"/>
+              <w:bottom w:val="single" w:sz="2" w:space="0" w:color="DDDDDD"/>
+              <w:end w:val="single" w:sz="2" w:space="0" w:color="DDDDDD"/>
+            </w:tcBorders>
+            <w:shd w:fill="1A1A2E" w:val="clear"/>
+          </w:tcPr>
+          <w:p>
+            <w:pPr>
+              <w:pStyle w:val="Normal"/>
+              <w:rPr/>
+            </w:pPr>
+            <w:r>
+              <w:rPr>
+                <w:rFonts w:eastAsia="Arial" w:cs="Arial"/>
+                <w:b/>
+                <w:bCs/>
+                <w:color w:val="FFFFFF"/>
+                <w:sz w:val="18"/>
+                <w:szCs w:val="18"/>
+              </w:rPr>
+              <w:t>Effect</w:t>
+            </w:r>
+          </w:p>
+        </w:tc>
+      </w:tr>
+      <w:tr>
+        <w:trPr/>
+        <w:tc>
+          <w:tcPr>
+            <w:tcW w:w="1400" w:type="dxa"/>
+            <w:tcBorders>
+              <w:top w:val="single" w:sz="2" w:space="0" w:color="DDDDDD"/>
+              <w:start w:val="single" w:sz="2" w:space="0" w:color="DDDDDD"/>
+              <w:bottom w:val="single" w:sz="2" w:space="0" w:color="DDDDDD"/>
+              <w:end w:val="single" w:sz="2" w:space="0" w:color="DDDDDD"/>
+            </w:tcBorders>
+            <w:shd w:fill="F8F9FA" w:val="clear"/>
+            <w:tcMar>
+              <w:top w:w="80" w:type="dxa"/>
+              <w:bottom w:w="80" w:type="dxa"/>
+            </w:tcMar>
+          </w:tcPr>
+          <w:p>
+            <w:pPr>
+              <w:pStyle w:val="Normal"/>
+              <w:rPr/>
+            </w:pPr>
+            <w:r>
+              <w:rPr>
+                <w:rFonts w:eastAsia="Arial" w:cs="Arial"/>
+                <w:b/>
+                <w:bCs/>
+                <w:color w:val="C0392B"/>
+                <w:sz w:val="20"/>
+                <w:szCs w:val="20"/>
+              </w:rPr>
+              <w:t>80–86%</w:t>
+            </w:r>
+          </w:p>
+        </w:tc>
+        <w:tc>
+          <w:tcPr>
+            <w:tcW w:w="1999" w:type="dxa"/>
+            <w:tcBorders>
+              <w:top w:val="single" w:sz="2" w:space="0" w:color="DDDDDD"/>
+              <w:start w:val="single" w:sz="2" w:space="0" w:color="DDDDDD"/>
+              <w:bottom w:val="single" w:sz="2" w:space="0" w:color="DDDDDD"/>
+              <w:end w:val="single" w:sz="2" w:space="0" w:color="DDDDDD"/>
+            </w:tcBorders>
+            <w:shd w:fill="F8F9FA" w:val="clear"/>
+            <w:tcMar>
+              <w:top w:w="80" w:type="dxa"/>
+              <w:bottom w:w="80" w:type="dxa"/>
+            </w:tcMar>
+          </w:tcPr>
+          <w:p>
+            <w:pPr>
+              <w:pStyle w:val="Normal"/>
+              <w:rPr/>
+            </w:pPr>
+            <w:r>
+              <w:rPr>
+                <w:rFonts w:eastAsia="Arial" w:cs="Arial"/>
+                <w:b w:val="false"/>
+                <w:bCs w:val="false"/>
+                <w:color w:val="333333"/>
+                <w:sz w:val="20"/>
+                <w:szCs w:val="20"/>
+              </w:rPr>
+              <w:t>NFT Holders</w:t>
+            </w:r>
+          </w:p>
+        </w:tc>
+        <w:tc>
+          <w:tcPr>
+            <w:tcW w:w="5961" w:type="dxa"/>
+            <w:tcBorders>
+              <w:top w:val="single" w:sz="2" w:space="0" w:color="DDDDDD"/>
+              <w:start w:val="single" w:sz="2" w:space="0" w:color="DDDDDD"/>
+              <w:bottom w:val="single" w:sz="2" w:space="0" w:color="DDDDDD"/>
+              <w:end w:val="single" w:sz="2" w:space="0" w:color="DDDDDD"/>
+            </w:tcBorders>
+            <w:shd w:fill="F8F9FA" w:val="clear"/>
+            <w:tcMar>
+              <w:top w:w="80" w:type="dxa"/>
+              <w:bottom w:w="80" w:type="dxa"/>
+            </w:tcMar>
+          </w:tcPr>
+          <w:p>
+            <w:pPr>
+              <w:pStyle w:val="Normal"/>
+              <w:rPr/>
+            </w:pPr>
+            <w:r>
+              <w:rPr>
+                <w:rFonts w:eastAsia="Arial" w:cs="Arial"/>
+                <w:b w:val="false"/>
+                <w:bCs w:val="false"/>
+                <w:color w:val="333333"/>
+                <w:sz w:val="20"/>
+                <w:szCs w:val="20"/>
+              </w:rPr>
+              <w:t>Proportional to tier × loyalty multiplier — paid in ETH</w:t>
+            </w:r>
+          </w:p>
+        </w:tc>
+      </w:tr>
+      <w:tr>
+        <w:trPr/>
+        <w:tc>
+          <w:tcPr>
+            <w:tcW w:w="1400" w:type="dxa"/>
+            <w:tcBorders>
+              <w:top w:val="single" w:sz="2" w:space="0" w:color="DDDDDD"/>
+              <w:start w:val="single" w:sz="2" w:space="0" w:color="DDDDDD"/>
+              <w:bottom w:val="single" w:sz="2" w:space="0" w:color="DDDDDD"/>
+              <w:end w:val="single" w:sz="2" w:space="0" w:color="DDDDDD"/>
+            </w:tcBorders>
+            <w:shd w:fill="FFFFFF" w:val="clear"/>
+            <w:tcMar>
+              <w:top w:w="80" w:type="dxa"/>
+              <w:bottom w:w="80" w:type="dxa"/>
+            </w:tcMar>
+          </w:tcPr>
+          <w:p>
+            <w:pPr>
+              <w:pStyle w:val="Normal"/>
+              <w:rPr/>
+            </w:pPr>
+            <w:r>
+              <w:rPr>
+                <w:rFonts w:eastAsia="Arial" w:cs="Arial"/>
+                <w:b/>
+                <w:bCs/>
+                <w:color w:val="C0392B"/>
+                <w:sz w:val="20"/>
+                <w:szCs w:val="20"/>
+              </w:rPr>
+              <w:t>15%</w:t>
+            </w:r>
+          </w:p>
+        </w:tc>
+        <w:tc>
+          <w:tcPr>
+            <w:tcW w:w="1999" w:type="dxa"/>
+            <w:tcBorders>
+              <w:top w:val="single" w:sz="2" w:space="0" w:color="DDDDDD"/>
+              <w:start w:val="single" w:sz="2" w:space="0" w:color="DDDDDD"/>
+              <w:bottom w:val="single" w:sz="2" w:space="0" w:color="DDDDDD"/>
+              <w:end w:val="single" w:sz="2" w:space="0" w:color="DDDDDD"/>
+            </w:tcBorders>
+            <w:shd w:fill="FFFFFF" w:val="clear"/>
+            <w:tcMar>
+              <w:top w:w="80" w:type="dxa"/>
+              <w:bottom w:w="80" w:type="dxa"/>
+            </w:tcMar>
+          </w:tcPr>
+          <w:p>
+            <w:pPr>
+              <w:pStyle w:val="Normal"/>
+              <w:rPr/>
+            </w:pPr>
+            <w:r>
+              <w:rPr>
+                <w:rFonts w:eastAsia="Arial" w:cs="Arial"/>
+                <w:b w:val="false"/>
+                <w:bCs w:val="false"/>
+                <w:color w:val="333333"/>
+                <w:sz w:val="20"/>
+                <w:szCs w:val="20"/>
+              </w:rPr>
+              <w:t>BuyAndBurn</w:t>
+            </w:r>
+          </w:p>
+        </w:tc>
+        <w:tc>
+          <w:tcPr>
+            <w:tcW w:w="5961" w:type="dxa"/>
+            <w:tcBorders>
+              <w:top w:val="single" w:sz="2" w:space="0" w:color="DDDDDD"/>
+              <w:start w:val="single" w:sz="2" w:space="0" w:color="DDDDDD"/>
+              <w:bottom w:val="single" w:sz="2" w:space="0" w:color="DDDDDD"/>
+              <w:end w:val="single" w:sz="2" w:space="0" w:color="DDDDDD"/>
+            </w:tcBorders>
+            <w:shd w:fill="FFFFFF" w:val="clear"/>
+            <w:tcMar>
+              <w:top w:w="80" w:type="dxa"/>
+              <w:bottom w:w="80" w:type="dxa"/>
+            </w:tcMar>
+          </w:tcPr>
+          <w:p>
+            <w:pPr>
+              <w:pStyle w:val="Normal"/>
+              <w:rPr/>
+            </w:pPr>
+            <w:r>
+              <w:rPr>
+                <w:rFonts w:eastAsia="Arial" w:cs="Arial"/>
+                <w:b w:val="false"/>
+                <w:bCs w:val="false"/>
+                <w:color w:val="333333"/>
+                <w:sz w:val="20"/>
+                <w:szCs w:val="20"/>
+              </w:rPr>
+              <w:t>Buys &amp; burns HBURN permanently — compounds deflation</w:t>
+            </w:r>
+          </w:p>
+        </w:tc>
+      </w:tr>
+      <w:tr>
+        <w:trPr/>
+        <w:tc>
+          <w:tcPr>
+            <w:tcW w:w="1400" w:type="dxa"/>
+            <w:tcBorders>
+              <w:top w:val="single" w:sz="2" w:space="0" w:color="DDDDDD"/>
+              <w:start w:val="single" w:sz="2" w:space="0" w:color="DDDDDD"/>
+              <w:bottom w:val="single" w:sz="2" w:space="0" w:color="DDDDDD"/>
+              <w:end w:val="single" w:sz="2" w:space="0" w:color="DDDDDD"/>
+            </w:tcBorders>
+            <w:shd w:fill="F8F9FA" w:val="clear"/>
+            <w:tcMar>
+              <w:top w:w="80" w:type="dxa"/>
+              <w:bottom w:w="80" w:type="dxa"/>
+            </w:tcMar>
+          </w:tcPr>
+          <w:p>
+            <w:pPr>
+              <w:pStyle w:val="Normal"/>
+              <w:rPr/>
+            </w:pPr>
+            <w:r>
+              <w:rPr>
+                <w:rFonts w:eastAsia="Arial" w:cs="Arial"/>
+                <w:b/>
+                <w:bCs/>
+                <w:color w:val="C0392B"/>
+                <w:sz w:val="20"/>
+                <w:szCs w:val="20"/>
+              </w:rPr>
+              <w:t>5%</w:t>
+            </w:r>
+          </w:p>
+        </w:tc>
+        <w:tc>
+          <w:tcPr>
+            <w:tcW w:w="1999" w:type="dxa"/>
+            <w:tcBorders>
+              <w:top w:val="single" w:sz="2" w:space="0" w:color="DDDDDD"/>
+              <w:start w:val="single" w:sz="2" w:space="0" w:color="DDDDDD"/>
+              <w:bottom w:val="single" w:sz="2" w:space="0" w:color="DDDDDD"/>
+              <w:end w:val="single" w:sz="2" w:space="0" w:color="DDDDDD"/>
+            </w:tcBorders>
+            <w:shd w:fill="F8F9FA" w:val="clear"/>
+            <w:tcMar>
+              <w:top w:w="80" w:type="dxa"/>
+              <w:bottom w:w="80" w:type="dxa"/>
+            </w:tcMar>
+          </w:tcPr>
+          <w:p>
+            <w:pPr>
+              <w:pStyle w:val="Normal"/>
+              <w:rPr/>
+            </w:pPr>
+            <w:r>
+              <w:rPr>
+                <w:rFonts w:eastAsia="Arial" w:cs="Arial"/>
+                <w:b w:val="false"/>
+                <w:bCs w:val="false"/>
+                <w:color w:val="333333"/>
+                <w:sz w:val="20"/>
+                <w:szCs w:val="20"/>
+              </w:rPr>
+              <w:t>Reserve Pool</w:t>
+            </w:r>
+          </w:p>
+        </w:tc>
+        <w:tc>
+          <w:tcPr>
+            <w:tcW w:w="5961" w:type="dxa"/>
+            <w:tcBorders>
+              <w:top w:val="single" w:sz="2" w:space="0" w:color="DDDDDD"/>
+              <w:start w:val="single" w:sz="2" w:space="0" w:color="DDDDDD"/>
+              <w:bottom w:val="single" w:sz="2" w:space="0" w:color="DDDDDD"/>
+              <w:end w:val="single" w:sz="2" w:space="0" w:color="DDDDDD"/>
+            </w:tcBorders>
+            <w:shd w:fill="F8F9FA" w:val="clear"/>
+            <w:tcMar>
+              <w:top w:w="80" w:type="dxa"/>
+              <w:bottom w:w="80" w:type="dxa"/>
+            </w:tcMar>
+          </w:tcPr>
+          <w:p>
+            <w:pPr>
+              <w:pStyle w:val="Normal"/>
+              <w:rPr/>
+            </w:pPr>
+            <w:r>
+              <w:rPr>
+                <w:rFonts w:eastAsia="Arial" w:cs="Arial"/>
+                <w:b w:val="false"/>
+                <w:bCs w:val="false"/>
+                <w:color w:val="333333"/>
+                <w:sz w:val="20"/>
+                <w:szCs w:val="20"/>
+              </w:rPr>
+              <w:t>Price floor support — deployed when HBURN drops below threshold</w:t>
             </w:r>
           </w:p>
         </w:tc>
@@ -3493,7 +4724,7 @@
                 <w:sz w:val="22"/>
                 <w:szCs w:val="22"/>
               </w:rPr>
-              <w:t>More ETH → more HBURN bought from open market (buy pressure)</w:t>
+              <w:t>More ETH → more HBURN bought and burned → supply decreases permanently</w:t>
             </w:r>
           </w:p>
         </w:tc>
@@ -3556,7 +4787,7 @@
                 <w:sz w:val="22"/>
                 <w:szCs w:val="22"/>
               </w:rPr>
-              <w:t>More HBURN burned → total supply decreases permanently</w:t>
+              <w:t>Lower supply → higher HBURN price → more valuable LP position</w:t>
             </w:r>
           </w:p>
         </w:tc>
@@ -3619,7 +4850,7 @@
                 <w:sz w:val="22"/>
                 <w:szCs w:val="22"/>
               </w:rPr>
-              <w:t>Lower supply → higher HBURN price per token</w:t>
+              <w:t>Higher HBURN price → more trading fees → more ETH yield for holders</w:t>
             </w:r>
           </w:p>
         </w:tc>
@@ -3682,7 +4913,7 @@
                 <w:sz w:val="22"/>
                 <w:szCs w:val="22"/>
               </w:rPr>
-              <w:t>Higher HBURN price → more valuable LP position → more trading fees</w:t>
+              <w:t>Loyalty boost keeps holders long-term → less sell pressure → price stability</w:t>
             </w:r>
           </w:p>
         </w:tc>
@@ -3745,7 +4976,7 @@
                 <w:sz w:val="22"/>
                 <w:szCs w:val="22"/>
               </w:rPr>
-              <w:t>More trading fees + stETH yield → more ETH for NFT holders</w:t>
+              <w:t>Reserve Pool activates on dips → price floor → LP fees protected</w:t>
             </w:r>
           </w:p>
         </w:tc>
@@ -3808,7 +5039,7 @@
                 <w:sz w:val="22"/>
                 <w:szCs w:val="22"/>
               </w:rPr>
-              <w:t>Higher ETH yield → more attractive for new minters</w:t>
+              <w:t>Burn milestones activate → community excitement → new minters attracted</w:t>
             </w:r>
           </w:p>
         </w:tc>
@@ -3902,7 +5133,7 @@
           <w:sz w:val="36"/>
           <w:szCs w:val="36"/>
         </w:rPr>
-        <w:t>6. Trustless LP Management</w:t>
+        <w:t>7. Burn Milestones — Community Events</w:t>
       </w:r>
     </w:p>
     <w:p>
@@ -3922,7 +5153,7 @@
           <w:sz w:val="22"/>
           <w:szCs w:val="22"/>
         </w:rPr>
-        <w:t>The 40% LP allocation uses Uniswap V3 Concentrated Liquidity within a defined price range around the current HBURN/ETH market price. Concentrated Liquidity significantly increases capital efficiency and trading fee yield compared to standard full-range LP positions.</w:t>
+        <w:t>HellBurn's Vault tracks total HBURN burned on-chain. When predefined milestones are reached, the contract automatically triggers a special ETH bonus payout to all current NFT holders. These events create community excitement, incentivise active HBURN burning, and reward long-term holders.</w:t>
       </w:r>
     </w:p>
     <w:p>
@@ -3935,64 +5166,569 @@
         <w:rPr/>
       </w:r>
     </w:p>
-    <w:p>
-      <w:pPr>
-        <w:pStyle w:val="Normal"/>
-        <w:spacing w:before="240" w:after="80"/>
-        <w:rPr/>
-      </w:pPr>
-      <w:r>
-        <w:rPr>
-          <w:rFonts w:eastAsia="Arial" w:cs="Arial"/>
-          <w:b/>
-          <w:bCs/>
-          <w:color w:val="1A1A2E"/>
-          <w:sz w:val="24"/>
-          <w:szCs w:val="24"/>
-        </w:rPr>
-        <w:t>Permissionless Rebalancing</w:t>
-      </w:r>
-    </w:p>
-    <w:p>
-      <w:pPr>
-        <w:pStyle w:val="Normal"/>
-        <w:spacing w:before="80" w:after="120"/>
-        <w:rPr/>
-      </w:pPr>
-      <w:r>
-        <w:rPr>
-          <w:rFonts w:eastAsia="Arial" w:cs="Arial"/>
-          <w:b w:val="false"/>
-          <w:bCs w:val="false"/>
-          <w:i w:val="false"/>
-          <w:iCs w:val="false"/>
-          <w:color w:val="333333"/>
-          <w:sz w:val="22"/>
-          <w:szCs w:val="22"/>
-        </w:rPr>
-        <w:t>When the HBURN price moves outside the defined LP range, the position stops earning fees. To address this without any admin access, HellBurn's Vault implements a permissionless rebalancer — a public function that anyone can call to trigger a range adjustment.</w:t>
-      </w:r>
-    </w:p>
-    <w:p>
-      <w:pPr>
-        <w:pStyle w:val="Normal"/>
-        <w:spacing w:before="80" w:after="120"/>
-        <w:rPr/>
-      </w:pPr>
-      <w:r>
-        <w:rPr>
-          <w:rFonts w:eastAsia="Arial" w:cs="Arial"/>
-          <w:b w:val="false"/>
-          <w:bCs w:val="false"/>
-          <w:i w:val="false"/>
-          <w:iCs w:val="false"/>
-          <w:color w:val="333333"/>
-          <w:sz w:val="22"/>
-          <w:szCs w:val="22"/>
-        </w:rPr>
-        <w:t>This is the same trustless pattern used in HellBurn Protocol for finalizeEpoch() — anyone can trigger it, no one controls it. Callers may receive a small ETH incentive from the Vault to cover gas costs.</w:t>
-      </w:r>
-    </w:p>
+    <w:tbl>
+      <w:tblPr>
+        <w:tblW w:w="9360" w:type="dxa"/>
+        <w:jc w:val="start"/>
+        <w:tblInd w:w="0" w:type="dxa"/>
+        <w:tblLayout w:type="fixed"/>
+        <w:tblCellMar>
+          <w:top w:w="100" w:type="dxa"/>
+          <w:start w:w="100" w:type="dxa"/>
+          <w:bottom w:w="100" w:type="dxa"/>
+          <w:end w:w="100" w:type="dxa"/>
+        </w:tblCellMar>
+      </w:tblPr>
+      <w:tblGrid>
+        <w:gridCol w:w="2000"/>
+        <w:gridCol w:w="2000"/>
+        <w:gridCol w:w="5360"/>
+      </w:tblGrid>
+      <w:tr>
+        <w:trPr>
+          <w:tblHeader w:val="true"/>
+        </w:trPr>
+        <w:tc>
+          <w:tcPr>
+            <w:tcW w:w="2000" w:type="dxa"/>
+            <w:tcBorders>
+              <w:top w:val="single" w:sz="2" w:space="0" w:color="DDDDDD"/>
+              <w:start w:val="single" w:sz="2" w:space="0" w:color="DDDDDD"/>
+              <w:bottom w:val="single" w:sz="2" w:space="0" w:color="DDDDDD"/>
+              <w:end w:val="single" w:sz="2" w:space="0" w:color="DDDDDD"/>
+            </w:tcBorders>
+            <w:shd w:fill="1A1A2E" w:val="clear"/>
+          </w:tcPr>
+          <w:p>
+            <w:pPr>
+              <w:pStyle w:val="Normal"/>
+              <w:rPr/>
+            </w:pPr>
+            <w:r>
+              <w:rPr>
+                <w:rFonts w:eastAsia="Arial" w:cs="Arial"/>
+                <w:b/>
+                <w:bCs/>
+                <w:color w:val="FFFFFF"/>
+                <w:sz w:val="18"/>
+                <w:szCs w:val="18"/>
+              </w:rPr>
+              <w:t>Milestone</w:t>
+            </w:r>
+          </w:p>
+        </w:tc>
+        <w:tc>
+          <w:tcPr>
+            <w:tcW w:w="2000" w:type="dxa"/>
+            <w:tcBorders>
+              <w:top w:val="single" w:sz="2" w:space="0" w:color="DDDDDD"/>
+              <w:start w:val="single" w:sz="2" w:space="0" w:color="DDDDDD"/>
+              <w:bottom w:val="single" w:sz="2" w:space="0" w:color="DDDDDD"/>
+              <w:end w:val="single" w:sz="2" w:space="0" w:color="DDDDDD"/>
+            </w:tcBorders>
+            <w:shd w:fill="1A1A2E" w:val="clear"/>
+          </w:tcPr>
+          <w:p>
+            <w:pPr>
+              <w:pStyle w:val="Normal"/>
+              <w:rPr/>
+            </w:pPr>
+            <w:r>
+              <w:rPr>
+                <w:rFonts w:eastAsia="Arial" w:cs="Arial"/>
+                <w:b/>
+                <w:bCs/>
+                <w:color w:val="FFFFFF"/>
+                <w:sz w:val="18"/>
+                <w:szCs w:val="18"/>
+              </w:rPr>
+              <w:t>HBURN Burned</w:t>
+            </w:r>
+          </w:p>
+        </w:tc>
+        <w:tc>
+          <w:tcPr>
+            <w:tcW w:w="5360" w:type="dxa"/>
+            <w:tcBorders>
+              <w:top w:val="single" w:sz="2" w:space="0" w:color="DDDDDD"/>
+              <w:start w:val="single" w:sz="2" w:space="0" w:color="DDDDDD"/>
+              <w:bottom w:val="single" w:sz="2" w:space="0" w:color="DDDDDD"/>
+              <w:end w:val="single" w:sz="2" w:space="0" w:color="DDDDDD"/>
+            </w:tcBorders>
+            <w:shd w:fill="1A1A2E" w:val="clear"/>
+          </w:tcPr>
+          <w:p>
+            <w:pPr>
+              <w:pStyle w:val="Normal"/>
+              <w:rPr/>
+            </w:pPr>
+            <w:r>
+              <w:rPr>
+                <w:rFonts w:eastAsia="Arial" w:cs="Arial"/>
+                <w:b/>
+                <w:bCs/>
+                <w:color w:val="FFFFFF"/>
+                <w:sz w:val="18"/>
+                <w:szCs w:val="18"/>
+              </w:rPr>
+              <w:t>Bonus</w:t>
+            </w:r>
+          </w:p>
+        </w:tc>
+      </w:tr>
+      <w:tr>
+        <w:trPr/>
+        <w:tc>
+          <w:tcPr>
+            <w:tcW w:w="2000" w:type="dxa"/>
+            <w:tcBorders>
+              <w:top w:val="single" w:sz="2" w:space="0" w:color="DDDDDD"/>
+              <w:start w:val="single" w:sz="2" w:space="0" w:color="DDDDDD"/>
+              <w:bottom w:val="single" w:sz="2" w:space="0" w:color="DDDDDD"/>
+              <w:end w:val="single" w:sz="2" w:space="0" w:color="DDDDDD"/>
+            </w:tcBorders>
+            <w:shd w:fill="F8F9FA" w:val="clear"/>
+            <w:tcMar>
+              <w:top w:w="80" w:type="dxa"/>
+              <w:bottom w:w="80" w:type="dxa"/>
+            </w:tcMar>
+          </w:tcPr>
+          <w:p>
+            <w:pPr>
+              <w:pStyle w:val="Normal"/>
+              <w:rPr/>
+            </w:pPr>
+            <w:r>
+              <w:rPr>
+                <w:rFonts w:eastAsia="Arial" w:cs="Arial"/>
+                <w:b/>
+                <w:bCs/>
+                <w:color w:val="C0392B"/>
+                <w:sz w:val="20"/>
+                <w:szCs w:val="20"/>
+              </w:rPr>
+              <w:t xml:space="preserve">🔥 </w:t>
+            </w:r>
+            <w:r>
+              <w:rPr>
+                <w:rFonts w:eastAsia="Arial" w:cs="Arial"/>
+                <w:b/>
+                <w:bCs/>
+                <w:color w:val="C0392B"/>
+                <w:sz w:val="20"/>
+                <w:szCs w:val="20"/>
+              </w:rPr>
+              <w:t>Ignition</w:t>
+            </w:r>
+          </w:p>
+        </w:tc>
+        <w:tc>
+          <w:tcPr>
+            <w:tcW w:w="2000" w:type="dxa"/>
+            <w:tcBorders>
+              <w:top w:val="single" w:sz="2" w:space="0" w:color="DDDDDD"/>
+              <w:start w:val="single" w:sz="2" w:space="0" w:color="DDDDDD"/>
+              <w:bottom w:val="single" w:sz="2" w:space="0" w:color="DDDDDD"/>
+              <w:end w:val="single" w:sz="2" w:space="0" w:color="DDDDDD"/>
+            </w:tcBorders>
+            <w:shd w:fill="F8F9FA" w:val="clear"/>
+            <w:tcMar>
+              <w:top w:w="80" w:type="dxa"/>
+              <w:bottom w:w="80" w:type="dxa"/>
+            </w:tcMar>
+          </w:tcPr>
+          <w:p>
+            <w:pPr>
+              <w:pStyle w:val="Normal"/>
+              <w:rPr/>
+            </w:pPr>
+            <w:r>
+              <w:rPr>
+                <w:rFonts w:eastAsia="Arial" w:cs="Arial"/>
+                <w:b w:val="false"/>
+                <w:bCs w:val="false"/>
+                <w:color w:val="333333"/>
+                <w:sz w:val="20"/>
+                <w:szCs w:val="20"/>
+              </w:rPr>
+              <w:t>100M HBURN</w:t>
+            </w:r>
+          </w:p>
+        </w:tc>
+        <w:tc>
+          <w:tcPr>
+            <w:tcW w:w="5360" w:type="dxa"/>
+            <w:tcBorders>
+              <w:top w:val="single" w:sz="2" w:space="0" w:color="DDDDDD"/>
+              <w:start w:val="single" w:sz="2" w:space="0" w:color="DDDDDD"/>
+              <w:bottom w:val="single" w:sz="2" w:space="0" w:color="DDDDDD"/>
+              <w:end w:val="single" w:sz="2" w:space="0" w:color="DDDDDD"/>
+            </w:tcBorders>
+            <w:shd w:fill="F8F9FA" w:val="clear"/>
+            <w:tcMar>
+              <w:top w:w="80" w:type="dxa"/>
+              <w:bottom w:w="80" w:type="dxa"/>
+            </w:tcMar>
+          </w:tcPr>
+          <w:p>
+            <w:pPr>
+              <w:pStyle w:val="Normal"/>
+              <w:rPr/>
+            </w:pPr>
+            <w:r>
+              <w:rPr>
+                <w:rFonts w:eastAsia="Arial" w:cs="Arial"/>
+                <w:b w:val="false"/>
+                <w:bCs w:val="false"/>
+                <w:color w:val="333333"/>
+                <w:sz w:val="20"/>
+                <w:szCs w:val="20"/>
+              </w:rPr>
+              <w:t>1x ETH bonus payout to all NFT holders</w:t>
+            </w:r>
+          </w:p>
+        </w:tc>
+      </w:tr>
+      <w:tr>
+        <w:trPr/>
+        <w:tc>
+          <w:tcPr>
+            <w:tcW w:w="2000" w:type="dxa"/>
+            <w:tcBorders>
+              <w:top w:val="single" w:sz="2" w:space="0" w:color="DDDDDD"/>
+              <w:start w:val="single" w:sz="2" w:space="0" w:color="DDDDDD"/>
+              <w:bottom w:val="single" w:sz="2" w:space="0" w:color="DDDDDD"/>
+              <w:end w:val="single" w:sz="2" w:space="0" w:color="DDDDDD"/>
+            </w:tcBorders>
+            <w:shd w:fill="FFFFFF" w:val="clear"/>
+            <w:tcMar>
+              <w:top w:w="80" w:type="dxa"/>
+              <w:bottom w:w="80" w:type="dxa"/>
+            </w:tcMar>
+          </w:tcPr>
+          <w:p>
+            <w:pPr>
+              <w:pStyle w:val="Normal"/>
+              <w:rPr/>
+            </w:pPr>
+            <w:r>
+              <w:rPr>
+                <w:rFonts w:eastAsia="Arial" w:cs="Arial"/>
+                <w:b/>
+                <w:bCs/>
+                <w:color w:val="C0392B"/>
+                <w:sz w:val="20"/>
+                <w:szCs w:val="20"/>
+              </w:rPr>
+              <w:t xml:space="preserve">🔥🔥 </w:t>
+            </w:r>
+            <w:r>
+              <w:rPr>
+                <w:rFonts w:eastAsia="Arial" w:cs="Arial"/>
+                <w:b/>
+                <w:bCs/>
+                <w:color w:val="C0392B"/>
+                <w:sz w:val="20"/>
+                <w:szCs w:val="20"/>
+              </w:rPr>
+              <w:t>Inferno</w:t>
+            </w:r>
+          </w:p>
+        </w:tc>
+        <w:tc>
+          <w:tcPr>
+            <w:tcW w:w="2000" w:type="dxa"/>
+            <w:tcBorders>
+              <w:top w:val="single" w:sz="2" w:space="0" w:color="DDDDDD"/>
+              <w:start w:val="single" w:sz="2" w:space="0" w:color="DDDDDD"/>
+              <w:bottom w:val="single" w:sz="2" w:space="0" w:color="DDDDDD"/>
+              <w:end w:val="single" w:sz="2" w:space="0" w:color="DDDDDD"/>
+            </w:tcBorders>
+            <w:shd w:fill="FFFFFF" w:val="clear"/>
+            <w:tcMar>
+              <w:top w:w="80" w:type="dxa"/>
+              <w:bottom w:w="80" w:type="dxa"/>
+            </w:tcMar>
+          </w:tcPr>
+          <w:p>
+            <w:pPr>
+              <w:pStyle w:val="Normal"/>
+              <w:rPr/>
+            </w:pPr>
+            <w:r>
+              <w:rPr>
+                <w:rFonts w:eastAsia="Arial" w:cs="Arial"/>
+                <w:b w:val="false"/>
+                <w:bCs w:val="false"/>
+                <w:color w:val="333333"/>
+                <w:sz w:val="20"/>
+                <w:szCs w:val="20"/>
+              </w:rPr>
+              <w:t>500M HBURN</w:t>
+            </w:r>
+          </w:p>
+        </w:tc>
+        <w:tc>
+          <w:tcPr>
+            <w:tcW w:w="5360" w:type="dxa"/>
+            <w:tcBorders>
+              <w:top w:val="single" w:sz="2" w:space="0" w:color="DDDDDD"/>
+              <w:start w:val="single" w:sz="2" w:space="0" w:color="DDDDDD"/>
+              <w:bottom w:val="single" w:sz="2" w:space="0" w:color="DDDDDD"/>
+              <w:end w:val="single" w:sz="2" w:space="0" w:color="DDDDDD"/>
+            </w:tcBorders>
+            <w:shd w:fill="FFFFFF" w:val="clear"/>
+            <w:tcMar>
+              <w:top w:w="80" w:type="dxa"/>
+              <w:bottom w:w="80" w:type="dxa"/>
+            </w:tcMar>
+          </w:tcPr>
+          <w:p>
+            <w:pPr>
+              <w:pStyle w:val="Normal"/>
+              <w:rPr/>
+            </w:pPr>
+            <w:r>
+              <w:rPr>
+                <w:rFonts w:eastAsia="Arial" w:cs="Arial"/>
+                <w:b w:val="false"/>
+                <w:bCs w:val="false"/>
+                <w:color w:val="333333"/>
+                <w:sz w:val="20"/>
+                <w:szCs w:val="20"/>
+              </w:rPr>
+              <w:t>2x ETH bonus payout + commemorative NFT badge</w:t>
+            </w:r>
+          </w:p>
+        </w:tc>
+      </w:tr>
+      <w:tr>
+        <w:trPr/>
+        <w:tc>
+          <w:tcPr>
+            <w:tcW w:w="2000" w:type="dxa"/>
+            <w:tcBorders>
+              <w:top w:val="single" w:sz="2" w:space="0" w:color="DDDDDD"/>
+              <w:start w:val="single" w:sz="2" w:space="0" w:color="DDDDDD"/>
+              <w:bottom w:val="single" w:sz="2" w:space="0" w:color="DDDDDD"/>
+              <w:end w:val="single" w:sz="2" w:space="0" w:color="DDDDDD"/>
+            </w:tcBorders>
+            <w:shd w:fill="F8F9FA" w:val="clear"/>
+            <w:tcMar>
+              <w:top w:w="80" w:type="dxa"/>
+              <w:bottom w:w="80" w:type="dxa"/>
+            </w:tcMar>
+          </w:tcPr>
+          <w:p>
+            <w:pPr>
+              <w:pStyle w:val="Normal"/>
+              <w:rPr/>
+            </w:pPr>
+            <w:r>
+              <w:rPr>
+                <w:rFonts w:eastAsia="Arial" w:cs="Arial"/>
+                <w:b/>
+                <w:bCs/>
+                <w:color w:val="C0392B"/>
+                <w:sz w:val="20"/>
+                <w:szCs w:val="20"/>
+              </w:rPr>
+              <w:t xml:space="preserve">🔥🔥🔥 </w:t>
+            </w:r>
+            <w:r>
+              <w:rPr>
+                <w:rFonts w:eastAsia="Arial" w:cs="Arial"/>
+                <w:b/>
+                <w:bCs/>
+                <w:color w:val="C0392B"/>
+                <w:sz w:val="20"/>
+                <w:szCs w:val="20"/>
+              </w:rPr>
+              <w:t>Hell</w:t>
+            </w:r>
+          </w:p>
+        </w:tc>
+        <w:tc>
+          <w:tcPr>
+            <w:tcW w:w="2000" w:type="dxa"/>
+            <w:tcBorders>
+              <w:top w:val="single" w:sz="2" w:space="0" w:color="DDDDDD"/>
+              <w:start w:val="single" w:sz="2" w:space="0" w:color="DDDDDD"/>
+              <w:bottom w:val="single" w:sz="2" w:space="0" w:color="DDDDDD"/>
+              <w:end w:val="single" w:sz="2" w:space="0" w:color="DDDDDD"/>
+            </w:tcBorders>
+            <w:shd w:fill="F8F9FA" w:val="clear"/>
+            <w:tcMar>
+              <w:top w:w="80" w:type="dxa"/>
+              <w:bottom w:w="80" w:type="dxa"/>
+            </w:tcMar>
+          </w:tcPr>
+          <w:p>
+            <w:pPr>
+              <w:pStyle w:val="Normal"/>
+              <w:rPr/>
+            </w:pPr>
+            <w:r>
+              <w:rPr>
+                <w:rFonts w:eastAsia="Arial" w:cs="Arial"/>
+                <w:b w:val="false"/>
+                <w:bCs w:val="false"/>
+                <w:color w:val="333333"/>
+                <w:sz w:val="20"/>
+                <w:szCs w:val="20"/>
+              </w:rPr>
+              <w:t>1B HBURN</w:t>
+            </w:r>
+          </w:p>
+        </w:tc>
+        <w:tc>
+          <w:tcPr>
+            <w:tcW w:w="5360" w:type="dxa"/>
+            <w:tcBorders>
+              <w:top w:val="single" w:sz="2" w:space="0" w:color="DDDDDD"/>
+              <w:start w:val="single" w:sz="2" w:space="0" w:color="DDDDDD"/>
+              <w:bottom w:val="single" w:sz="2" w:space="0" w:color="DDDDDD"/>
+              <w:end w:val="single" w:sz="2" w:space="0" w:color="DDDDDD"/>
+            </w:tcBorders>
+            <w:shd w:fill="F8F9FA" w:val="clear"/>
+            <w:tcMar>
+              <w:top w:w="80" w:type="dxa"/>
+              <w:bottom w:w="80" w:type="dxa"/>
+            </w:tcMar>
+          </w:tcPr>
+          <w:p>
+            <w:pPr>
+              <w:pStyle w:val="Normal"/>
+              <w:rPr/>
+            </w:pPr>
+            <w:r>
+              <w:rPr>
+                <w:rFonts w:eastAsia="Arial" w:cs="Arial"/>
+                <w:b w:val="false"/>
+                <w:bCs w:val="false"/>
+                <w:color w:val="333333"/>
+                <w:sz w:val="20"/>
+                <w:szCs w:val="20"/>
+              </w:rPr>
+              <w:t>5x ETH bonus payout + exclusive Diamond airdrop</w:t>
+            </w:r>
+          </w:p>
+        </w:tc>
+      </w:tr>
+      <w:tr>
+        <w:trPr/>
+        <w:tc>
+          <w:tcPr>
+            <w:tcW w:w="2000" w:type="dxa"/>
+            <w:tcBorders>
+              <w:top w:val="single" w:sz="2" w:space="0" w:color="DDDDDD"/>
+              <w:start w:val="single" w:sz="2" w:space="0" w:color="DDDDDD"/>
+              <w:bottom w:val="single" w:sz="2" w:space="0" w:color="DDDDDD"/>
+              <w:end w:val="single" w:sz="2" w:space="0" w:color="DDDDDD"/>
+            </w:tcBorders>
+            <w:shd w:fill="FFFFFF" w:val="clear"/>
+            <w:tcMar>
+              <w:top w:w="80" w:type="dxa"/>
+              <w:bottom w:w="80" w:type="dxa"/>
+            </w:tcMar>
+          </w:tcPr>
+          <w:p>
+            <w:pPr>
+              <w:pStyle w:val="Normal"/>
+              <w:rPr/>
+            </w:pPr>
+            <w:r>
+              <w:rPr>
+                <w:rFonts w:eastAsia="Arial" w:cs="Arial"/>
+                <w:b/>
+                <w:bCs/>
+                <w:color w:val="C0392B"/>
+                <w:sz w:val="20"/>
+                <w:szCs w:val="20"/>
+              </w:rPr>
+              <w:t xml:space="preserve">💀 </w:t>
+            </w:r>
+            <w:r>
+              <w:rPr>
+                <w:rFonts w:eastAsia="Arial" w:cs="Arial"/>
+                <w:b/>
+                <w:bCs/>
+                <w:color w:val="C0392B"/>
+                <w:sz w:val="20"/>
+                <w:szCs w:val="20"/>
+              </w:rPr>
+              <w:t>Armageddon</w:t>
+            </w:r>
+          </w:p>
+        </w:tc>
+        <w:tc>
+          <w:tcPr>
+            <w:tcW w:w="2000" w:type="dxa"/>
+            <w:tcBorders>
+              <w:top w:val="single" w:sz="2" w:space="0" w:color="DDDDDD"/>
+              <w:start w:val="single" w:sz="2" w:space="0" w:color="DDDDDD"/>
+              <w:bottom w:val="single" w:sz="2" w:space="0" w:color="DDDDDD"/>
+              <w:end w:val="single" w:sz="2" w:space="0" w:color="DDDDDD"/>
+            </w:tcBorders>
+            <w:shd w:fill="FFFFFF" w:val="clear"/>
+            <w:tcMar>
+              <w:top w:w="80" w:type="dxa"/>
+              <w:bottom w:w="80" w:type="dxa"/>
+            </w:tcMar>
+          </w:tcPr>
+          <w:p>
+            <w:pPr>
+              <w:pStyle w:val="Normal"/>
+              <w:rPr/>
+            </w:pPr>
+            <w:r>
+              <w:rPr>
+                <w:rFonts w:eastAsia="Arial" w:cs="Arial"/>
+                <w:b w:val="false"/>
+                <w:bCs w:val="false"/>
+                <w:color w:val="333333"/>
+                <w:sz w:val="20"/>
+                <w:szCs w:val="20"/>
+              </w:rPr>
+              <w:t>5B HBURN</w:t>
+            </w:r>
+          </w:p>
+        </w:tc>
+        <w:tc>
+          <w:tcPr>
+            <w:tcW w:w="5360" w:type="dxa"/>
+            <w:tcBorders>
+              <w:top w:val="single" w:sz="2" w:space="0" w:color="DDDDDD"/>
+              <w:start w:val="single" w:sz="2" w:space="0" w:color="DDDDDD"/>
+              <w:bottom w:val="single" w:sz="2" w:space="0" w:color="DDDDDD"/>
+              <w:end w:val="single" w:sz="2" w:space="0" w:color="DDDDDD"/>
+            </w:tcBorders>
+            <w:shd w:fill="FFFFFF" w:val="clear"/>
+            <w:tcMar>
+              <w:top w:w="80" w:type="dxa"/>
+              <w:bottom w:w="80" w:type="dxa"/>
+            </w:tcMar>
+          </w:tcPr>
+          <w:p>
+            <w:pPr>
+              <w:pStyle w:val="Normal"/>
+              <w:rPr/>
+            </w:pPr>
+            <w:r>
+              <w:rPr>
+                <w:rFonts w:eastAsia="Arial" w:cs="Arial"/>
+                <w:b w:val="false"/>
+                <w:bCs w:val="false"/>
+                <w:color w:val="333333"/>
+                <w:sz w:val="20"/>
+                <w:szCs w:val="20"/>
+              </w:rPr>
+              <w:t>10x ETH mega-payout — legendary on-chain event</w:t>
+            </w:r>
+          </w:p>
+        </w:tc>
+      </w:tr>
+    </w:tbl>
     <w:p>
       <w:pPr>
         <w:pStyle w:val="Normal"/>
@@ -4030,7 +5766,7 @@
               <w:bottom w:val="single" w:sz="2" w:space="0" w:color="DDDDDD"/>
               <w:end w:val="single" w:sz="2" w:space="0" w:color="DDDDDD"/>
             </w:tcBorders>
-            <w:shd w:fill="FFF8E1" w:val="clear"/>
+            <w:shd w:fill="FCE4EC" w:val="clear"/>
           </w:tcPr>
           <w:p>
             <w:pPr>
@@ -4042,22 +5778,22 @@
                 <w:rFonts w:eastAsia="Arial" w:cs="Arial"/>
                 <w:i/>
                 <w:iCs/>
-                <w:color w:val="5D4037"/>
+                <w:color w:val="880E4F"/>
                 <w:sz w:val="21"/>
                 <w:szCs w:val="21"/>
               </w:rPr>
-              <w:t xml:space="preserve">⚠️  </w:t>
+              <w:t xml:space="preserve">🎯 </w:t>
             </w:r>
             <w:r>
               <w:rPr>
                 <w:rFonts w:eastAsia="Arial" w:cs="Arial"/>
                 <w:i/>
                 <w:iCs/>
-                <w:color w:val="5D4037"/>
+                <w:color w:val="880E4F"/>
                 <w:sz w:val="21"/>
                 <w:szCs w:val="21"/>
               </w:rPr>
-              <w:t>Impermanent Loss Notice: Concentrated Liquidity LP positions carry impermanent loss risk when the price moves significantly outside the defined range before rebalancing occurs. The tight range strategy and permissionless rebalancing mechanism are designed to minimise this risk, but it cannot be eliminated entirely. See Section 9 (Risk Disclosure) for full details.</w:t>
+              <w:t>Milestone bonus ETH is sourced from accumulated LP fees and staking yield reserves. The community can track progress in real-time on hellburn.win. Anyone burning HBURN in HellBurn Protocol Epochs contributes to reaching the next milestone.</w:t>
             </w:r>
           </w:p>
         </w:tc>
@@ -4088,7 +5824,7 @@
           <w:sz w:val="36"/>
           <w:szCs w:val="36"/>
         </w:rPr>
-        <w:t>7. Break-Even &amp; Return Projection</w:t>
+        <w:t>8. Trustless LP Management</w:t>
       </w:r>
     </w:p>
     <w:p>
@@ -4108,7 +5844,173 @@
           <w:sz w:val="22"/>
           <w:szCs w:val="22"/>
         </w:rPr>
-        <w:t>The table below illustrates estimated break-even timelines based on a conservative 12% annual ETH yield assumption (combining LP fees and stETH staking). Actual yield will vary depending on HBURN trading volume, LP fee tier, and stETH APY at time of participation.</w:t>
+        <w:t>The 40% LP allocation uses Uniswap V3 Concentrated Liquidity within a defined price range. This significantly increases capital efficiency and trading fee yield compared to standard full-range LP positions.</w:t>
+      </w:r>
+    </w:p>
+    <w:p>
+      <w:pPr>
+        <w:pStyle w:val="Normal"/>
+        <w:spacing w:before="0" w:after="120"/>
+        <w:rPr/>
+      </w:pPr>
+      <w:r>
+        <w:rPr/>
+      </w:r>
+    </w:p>
+    <w:p>
+      <w:pPr>
+        <w:pStyle w:val="Normal"/>
+        <w:spacing w:before="240" w:after="80"/>
+        <w:rPr/>
+      </w:pPr>
+      <w:r>
+        <w:rPr>
+          <w:rFonts w:eastAsia="Arial" w:cs="Arial"/>
+          <w:b/>
+          <w:bCs/>
+          <w:color w:val="1A1A2E"/>
+          <w:sz w:val="24"/>
+          <w:szCs w:val="24"/>
+        </w:rPr>
+        <w:t>Permissionless Rebalancing</w:t>
+      </w:r>
+    </w:p>
+    <w:p>
+      <w:pPr>
+        <w:pStyle w:val="Normal"/>
+        <w:spacing w:before="80" w:after="120"/>
+        <w:rPr/>
+      </w:pPr>
+      <w:r>
+        <w:rPr>
+          <w:rFonts w:eastAsia="Arial" w:cs="Arial"/>
+          <w:b w:val="false"/>
+          <w:bCs w:val="false"/>
+          <w:i w:val="false"/>
+          <w:iCs w:val="false"/>
+          <w:color w:val="333333"/>
+          <w:sz w:val="22"/>
+          <w:szCs w:val="22"/>
+        </w:rPr>
+        <w:t>When HBURN price moves outside the LP range, the position stops earning fees. HellBurn's Vault implements a permissionless rebalance function — a public function anyone can call to adjust the range. Callers receive a small ETH incentive to cover gas costs. No admin access. No central control. Same trustless pattern as finalizeEpoch() in HellBurn Protocol.</w:t>
+      </w:r>
+    </w:p>
+    <w:p>
+      <w:pPr>
+        <w:pStyle w:val="Normal"/>
+        <w:spacing w:before="0" w:after="120"/>
+        <w:rPr/>
+      </w:pPr>
+      <w:r>
+        <w:rPr/>
+      </w:r>
+    </w:p>
+    <w:tbl>
+      <w:tblPr>
+        <w:tblW w:w="9360" w:type="dxa"/>
+        <w:jc w:val="start"/>
+        <w:tblInd w:w="0" w:type="dxa"/>
+        <w:tblLayout w:type="fixed"/>
+        <w:tblCellMar>
+          <w:top w:w="120" w:type="dxa"/>
+          <w:start w:w="200" w:type="dxa"/>
+          <w:bottom w:w="120" w:type="dxa"/>
+          <w:end w:w="200" w:type="dxa"/>
+        </w:tblCellMar>
+      </w:tblPr>
+      <w:tblGrid>
+        <w:gridCol w:w="9360"/>
+      </w:tblGrid>
+      <w:tr>
+        <w:trPr/>
+        <w:tc>
+          <w:tcPr>
+            <w:tcW w:w="9360" w:type="dxa"/>
+            <w:tcBorders>
+              <w:top w:val="single" w:sz="2" w:space="0" w:color="DDDDDD"/>
+              <w:start w:val="single" w:sz="2" w:space="0" w:color="DDDDDD"/>
+              <w:bottom w:val="single" w:sz="2" w:space="0" w:color="DDDDDD"/>
+              <w:end w:val="single" w:sz="2" w:space="0" w:color="DDDDDD"/>
+            </w:tcBorders>
+            <w:shd w:fill="FFF8E1" w:val="clear"/>
+          </w:tcPr>
+          <w:p>
+            <w:pPr>
+              <w:pStyle w:val="Normal"/>
+              <w:rPr/>
+            </w:pPr>
+            <w:r>
+              <w:rPr>
+                <w:rFonts w:eastAsia="Arial" w:cs="Arial"/>
+                <w:i/>
+                <w:iCs/>
+                <w:color w:val="5D4037"/>
+                <w:sz w:val="21"/>
+                <w:szCs w:val="21"/>
+              </w:rPr>
+              <w:t xml:space="preserve">⚠️  </w:t>
+            </w:r>
+            <w:r>
+              <w:rPr>
+                <w:rFonts w:eastAsia="Arial" w:cs="Arial"/>
+                <w:i/>
+                <w:iCs/>
+                <w:color w:val="5D4037"/>
+                <w:sz w:val="21"/>
+                <w:szCs w:val="21"/>
+              </w:rPr>
+              <w:t>Impermanent Loss Notice: Concentrated Liquidity positions carry impermanent loss risk when price moves significantly outside range before rebalancing. The tight range strategy and permissionless rebalancer minimise this risk but cannot eliminate it entirely. See Section 11 for full risk disclosure.</w:t>
+            </w:r>
+          </w:p>
+        </w:tc>
+      </w:tr>
+    </w:tbl>
+    <w:p>
+      <w:pPr>
+        <w:pStyle w:val="Normal"/>
+        <w:spacing w:before="0" w:after="120"/>
+        <w:rPr/>
+      </w:pPr>
+      <w:r>
+        <w:rPr/>
+      </w:r>
+    </w:p>
+    <w:p>
+      <w:pPr>
+        <w:pStyle w:val="Heading1"/>
+        <w:spacing w:before="400" w:after="160"/>
+        <w:rPr/>
+      </w:pPr>
+      <w:r>
+        <w:rPr>
+          <w:rFonts w:eastAsia="Arial" w:cs="Arial" w:ascii="Arial" w:hAnsi="Arial"/>
+          <w:b/>
+          <w:bCs/>
+          <w:color w:val="1A1A2E"/>
+          <w:sz w:val="36"/>
+          <w:szCs w:val="36"/>
+        </w:rPr>
+        <w:t>9. Break-Even &amp; Return Projection</w:t>
+      </w:r>
+    </w:p>
+    <w:p>
+      <w:pPr>
+        <w:pStyle w:val="Normal"/>
+        <w:spacing w:before="80" w:after="120"/>
+        <w:rPr/>
+      </w:pPr>
+      <w:r>
+        <w:rPr>
+          <w:rFonts w:eastAsia="Arial" w:cs="Arial"/>
+          <w:b w:val="false"/>
+          <w:bCs w:val="false"/>
+          <w:i w:val="false"/>
+          <w:iCs w:val="false"/>
+          <w:color w:val="333333"/>
+          <w:sz w:val="22"/>
+          <w:szCs w:val="22"/>
+        </w:rPr>
+        <w:t>Estimated break-even based on conservative 12% annual ETH yield. Actual yield varies depending on HBURN trading volume, LP fee tier, and staking APY. Loyalty boost and milestone payouts are not included in this baseline projection — they improve the effective return.</w:t>
       </w:r>
     </w:p>
     <w:p>
@@ -4136,10 +6038,10 @@
       </w:tblPr>
       <w:tblGrid>
         <w:gridCol w:w="1400"/>
-        <w:gridCol w:w="1200"/>
+        <w:gridCol w:w="1100"/>
         <w:gridCol w:w="2199"/>
-        <w:gridCol w:w="1761"/>
-        <w:gridCol w:w="2800"/>
+        <w:gridCol w:w="1661"/>
+        <w:gridCol w:w="3000"/>
       </w:tblGrid>
       <w:tr>
         <w:trPr>
@@ -4176,7 +6078,7 @@
         </w:tc>
         <w:tc>
           <w:tcPr>
-            <w:tcW w:w="1200" w:type="dxa"/>
+            <w:tcW w:w="1100" w:type="dxa"/>
             <w:tcBorders>
               <w:top w:val="single" w:sz="2" w:space="0" w:color="DDDDDD"/>
               <w:start w:val="single" w:sz="2" w:space="0" w:color="DDDDDD"/>
@@ -4234,7 +6136,7 @@
         </w:tc>
         <w:tc>
           <w:tcPr>
-            <w:tcW w:w="1761" w:type="dxa"/>
+            <w:tcW w:w="1661" w:type="dxa"/>
             <w:tcBorders>
               <w:top w:val="single" w:sz="2" w:space="0" w:color="DDDDDD"/>
               <w:start w:val="single" w:sz="2" w:space="0" w:color="DDDDDD"/>
@@ -4263,7 +6165,7 @@
         </w:tc>
         <w:tc>
           <w:tcPr>
-            <w:tcW w:w="2800" w:type="dxa"/>
+            <w:tcW w:w="3000" w:type="dxa"/>
             <w:tcBorders>
               <w:top w:val="single" w:sz="2" w:space="0" w:color="DDDDDD"/>
               <w:start w:val="single" w:sz="2" w:space="0" w:color="DDDDDD"/>
@@ -4286,7 +6188,7 @@
                 <w:sz w:val="18"/>
                 <w:szCs w:val="18"/>
               </w:rPr>
-              <w:t>NFT Value at Break-Even</w:t>
+              <w:t>After 12 Months (Loyalty)</w:t>
             </w:r>
           </w:p>
         </w:tc>
@@ -4339,7 +6241,7 @@
         </w:tc>
         <w:tc>
           <w:tcPr>
-            <w:tcW w:w="1200" w:type="dxa"/>
+            <w:tcW w:w="1100" w:type="dxa"/>
             <w:tcBorders>
               <w:top w:val="single" w:sz="2" w:space="0" w:color="DDDDDD"/>
               <w:start w:val="single" w:sz="2" w:space="0" w:color="DDDDDD"/>
@@ -4405,7 +6307,7 @@
         </w:tc>
         <w:tc>
           <w:tcPr>
-            <w:tcW w:w="1761" w:type="dxa"/>
+            <w:tcW w:w="1661" w:type="dxa"/>
             <w:tcBorders>
               <w:top w:val="single" w:sz="2" w:space="0" w:color="DDDDDD"/>
               <w:start w:val="single" w:sz="2" w:space="0" w:color="DDDDDD"/>
@@ -4432,13 +6334,13 @@
                 <w:sz w:val="20"/>
                 <w:szCs w:val="20"/>
               </w:rPr>
-              <w:t>~8.5 years</w:t>
-            </w:r>
-          </w:p>
-        </w:tc>
-        <w:tc>
-          <w:tcPr>
-            <w:tcW w:w="2800" w:type="dxa"/>
+              <w:t>~8.5 yrs</w:t>
+            </w:r>
+          </w:p>
+        </w:tc>
+        <w:tc>
+          <w:tcPr>
+            <w:tcW w:w="3000" w:type="dxa"/>
             <w:tcBorders>
               <w:top w:val="single" w:sz="2" w:space="0" w:color="DDDDDD"/>
               <w:start w:val="single" w:sz="2" w:space="0" w:color="DDDDDD"/>
@@ -4465,7 +6367,7 @@
                 <w:sz w:val="20"/>
                 <w:szCs w:val="20"/>
               </w:rPr>
-              <w:t>Appreciating</w:t>
+              <w:t>84% yield share</w:t>
             </w:r>
           </w:p>
         </w:tc>
@@ -4518,7 +6420,7 @@
         </w:tc>
         <w:tc>
           <w:tcPr>
-            <w:tcW w:w="1200" w:type="dxa"/>
+            <w:tcW w:w="1100" w:type="dxa"/>
             <w:tcBorders>
               <w:top w:val="single" w:sz="2" w:space="0" w:color="DDDDDD"/>
               <w:start w:val="single" w:sz="2" w:space="0" w:color="DDDDDD"/>
@@ -4584,7 +6486,7 @@
         </w:tc>
         <w:tc>
           <w:tcPr>
-            <w:tcW w:w="1761" w:type="dxa"/>
+            <w:tcW w:w="1661" w:type="dxa"/>
             <w:tcBorders>
               <w:top w:val="single" w:sz="2" w:space="0" w:color="DDDDDD"/>
               <w:start w:val="single" w:sz="2" w:space="0" w:color="DDDDDD"/>
@@ -4611,13 +6513,13 @@
                 <w:sz w:val="20"/>
                 <w:szCs w:val="20"/>
               </w:rPr>
-              <w:t>~8.5 years</w:t>
-            </w:r>
-          </w:p>
-        </w:tc>
-        <w:tc>
-          <w:tcPr>
-            <w:tcW w:w="2800" w:type="dxa"/>
+              <w:t>~8.5 yrs</w:t>
+            </w:r>
+          </w:p>
+        </w:tc>
+        <w:tc>
+          <w:tcPr>
+            <w:tcW w:w="3000" w:type="dxa"/>
             <w:tcBorders>
               <w:top w:val="single" w:sz="2" w:space="0" w:color="DDDDDD"/>
               <w:start w:val="single" w:sz="2" w:space="0" w:color="DDDDDD"/>
@@ -4644,7 +6546,7 @@
                 <w:sz w:val="20"/>
                 <w:szCs w:val="20"/>
               </w:rPr>
-              <w:t>Appreciating</w:t>
+              <w:t>84% yield share</w:t>
             </w:r>
           </w:p>
         </w:tc>
@@ -4697,7 +6599,7 @@
         </w:tc>
         <w:tc>
           <w:tcPr>
-            <w:tcW w:w="1200" w:type="dxa"/>
+            <w:tcW w:w="1100" w:type="dxa"/>
             <w:tcBorders>
               <w:top w:val="single" w:sz="2" w:space="0" w:color="DDDDDD"/>
               <w:start w:val="single" w:sz="2" w:space="0" w:color="DDDDDD"/>
@@ -4763,7 +6665,7 @@
         </w:tc>
         <w:tc>
           <w:tcPr>
-            <w:tcW w:w="1761" w:type="dxa"/>
+            <w:tcW w:w="1661" w:type="dxa"/>
             <w:tcBorders>
               <w:top w:val="single" w:sz="2" w:space="0" w:color="DDDDDD"/>
               <w:start w:val="single" w:sz="2" w:space="0" w:color="DDDDDD"/>
@@ -4790,13 +6692,13 @@
                 <w:sz w:val="20"/>
                 <w:szCs w:val="20"/>
               </w:rPr>
-              <w:t>~8.5 years</w:t>
-            </w:r>
-          </w:p>
-        </w:tc>
-        <w:tc>
-          <w:tcPr>
-            <w:tcW w:w="2800" w:type="dxa"/>
+              <w:t>~8.5 yrs</w:t>
+            </w:r>
+          </w:p>
+        </w:tc>
+        <w:tc>
+          <w:tcPr>
+            <w:tcW w:w="3000" w:type="dxa"/>
             <w:tcBorders>
               <w:top w:val="single" w:sz="2" w:space="0" w:color="DDDDDD"/>
               <w:start w:val="single" w:sz="2" w:space="0" w:color="DDDDDD"/>
@@ -4823,7 +6725,7 @@
                 <w:sz w:val="20"/>
                 <w:szCs w:val="20"/>
               </w:rPr>
-              <w:t>Appreciating</w:t>
+              <w:t>84% yield share</w:t>
             </w:r>
           </w:p>
         </w:tc>
@@ -4876,7 +6778,7 @@
         </w:tc>
         <w:tc>
           <w:tcPr>
-            <w:tcW w:w="1200" w:type="dxa"/>
+            <w:tcW w:w="1100" w:type="dxa"/>
             <w:tcBorders>
               <w:top w:val="single" w:sz="2" w:space="0" w:color="DDDDDD"/>
               <w:start w:val="single" w:sz="2" w:space="0" w:color="DDDDDD"/>
@@ -4942,7 +6844,7 @@
         </w:tc>
         <w:tc>
           <w:tcPr>
-            <w:tcW w:w="1761" w:type="dxa"/>
+            <w:tcW w:w="1661" w:type="dxa"/>
             <w:tcBorders>
               <w:top w:val="single" w:sz="2" w:space="0" w:color="DDDDDD"/>
               <w:start w:val="single" w:sz="2" w:space="0" w:color="DDDDDD"/>
@@ -4969,13 +6871,13 @@
                 <w:sz w:val="20"/>
                 <w:szCs w:val="20"/>
               </w:rPr>
-              <w:t>~8.5 years</w:t>
-            </w:r>
-          </w:p>
-        </w:tc>
-        <w:tc>
-          <w:tcPr>
-            <w:tcW w:w="2800" w:type="dxa"/>
+              <w:t>~8.5 yrs</w:t>
+            </w:r>
+          </w:p>
+        </w:tc>
+        <w:tc>
+          <w:tcPr>
+            <w:tcW w:w="3000" w:type="dxa"/>
             <w:tcBorders>
               <w:top w:val="single" w:sz="2" w:space="0" w:color="DDDDDD"/>
               <w:start w:val="single" w:sz="2" w:space="0" w:color="DDDDDD"/>
@@ -5002,7 +6904,7 @@
                 <w:sz w:val="20"/>
                 <w:szCs w:val="20"/>
               </w:rPr>
-              <w:t>Appreciating</w:t>
+              <w:t>84% yield share</w:t>
             </w:r>
           </w:p>
         </w:tc>
@@ -5022,9 +6924,7 @@
       <w:pPr>
         <w:pStyle w:val="Normal"/>
         <w:spacing w:before="80" w:after="120"/>
-        <w:rPr>
-          <w:color w:val="auto"/>
-        </w:rPr>
+        <w:rPr/>
       </w:pPr>
       <w:r>
         <w:rPr>
@@ -5033,48 +6933,25 @@
           <w:bCs w:val="false"/>
           <w:i/>
           <w:iCs/>
-          <w:color w:val="auto"/>
+          <w:color w:val="7F8C8D"/>
           <w:sz w:val="22"/>
           <w:szCs w:val="22"/>
         </w:rPr>
-        <w:t>* 12% APY is a conservative estimate. Higher HBURN trading volume will increase LP fees significantly above this baseline. NFT resale value is not included in this calculation — a Diamond NFT generating 0.6 ETH/year will appreciate in secondary market value as yield grows.</w:t>
+        <w:t>* The NFT itself retains and likely appreciates in value. Early Bird NFTs (with +10% bonus) and aged NFTs (with loyalty boost) command premium prices on secondary markets.</w:t>
       </w:r>
     </w:p>
     <w:p>
       <w:pPr>
         <w:pStyle w:val="Normal"/>
         <w:spacing w:before="0" w:after="120"/>
-        <w:rPr/>
-      </w:pPr>
-      <w:r>
-        <w:rPr/>
-      </w:r>
-    </w:p>
-    <w:p>
-      <w:pPr>
-        <w:pStyle w:val="Normal"/>
-        <w:spacing w:before="80" w:after="120"/>
-        <w:rPr/>
-      </w:pPr>
-      <w:r>
         <w:rPr>
-          <w:rFonts w:eastAsia="Arial" w:cs="Arial"/>
+          <w:rFonts w:ascii="Arial" w:hAnsi="Arial" w:eastAsia="Arial" w:cs="Arial"/>
           <w:b/>
           <w:bCs/>
-          <w:i w:val="false"/>
-          <w:iCs w:val="false"/>
-          <w:color w:val="333333"/>
-          <w:sz w:val="22"/>
-          <w:szCs w:val="22"/>
+          <w:color w:val="1A1A2E"/>
+          <w:sz w:val="36"/>
+          <w:szCs w:val="36"/>
         </w:rPr>
-        <w:t>Important: The NFT itself retains and likely appreciates in value. Early minters benefit most — same tier, same mint price, but growing yield as more ETH enters the Vault and HBURN supply decreases.</w:t>
-      </w:r>
-    </w:p>
-    <w:p>
-      <w:pPr>
-        <w:pStyle w:val="Normal"/>
-        <w:spacing w:before="0" w:after="120"/>
-        <w:rPr/>
       </w:pPr>
       <w:r>
         <w:rPr/>
@@ -5095,7 +6972,18 @@
           <w:sz w:val="36"/>
           <w:szCs w:val="36"/>
         </w:rPr>
-        <w:t>8</w:t>
+        <w:t>1</w:t>
+      </w:r>
+      <w:r>
+        <w:rPr>
+          <w:rFonts w:eastAsia="Arial" w:cs="Arial" w:ascii="Arial" w:hAnsi="Arial"/>
+          <w:b/>
+          <w:bCs/>
+          <w:color w:val="1A1A2E"/>
+          <w:sz w:val="36"/>
+          <w:szCs w:val="36"/>
+        </w:rPr>
+        <w:t>0</w:t>
       </w:r>
       <w:r>
         <w:rPr>
@@ -5107,36 +6995,6 @@
           <w:szCs w:val="36"/>
         </w:rPr>
         <w:t>. Risk Disclosure</w:t>
-      </w:r>
-    </w:p>
-    <w:p>
-      <w:pPr>
-        <w:pStyle w:val="Normal"/>
-        <w:spacing w:before="80" w:after="120"/>
-        <w:rPr/>
-      </w:pPr>
-      <w:r>
-        <w:rPr>
-          <w:rFonts w:eastAsia="Arial" w:cs="Arial"/>
-          <w:b w:val="false"/>
-          <w:bCs w:val="false"/>
-          <w:i w:val="false"/>
-          <w:iCs w:val="false"/>
-          <w:color w:val="333333"/>
-          <w:sz w:val="22"/>
-          <w:szCs w:val="22"/>
-        </w:rPr>
-        <w:t>HellBurn's Vault is designed to minimise risk through trustless architecture and diversified yield sources. The following table provides a transparent overview of known risks and the mitigations in place:</w:t>
-      </w:r>
-    </w:p>
-    <w:p>
-      <w:pPr>
-        <w:pStyle w:val="Normal"/>
-        <w:spacing w:before="0" w:after="120"/>
-        <w:rPr/>
-      </w:pPr>
-      <w:r>
-        <w:rPr/>
       </w:r>
     </w:p>
     <w:tbl>
@@ -5153,9 +7011,9 @@
         </w:tblCellMar>
       </w:tblPr>
       <w:tblGrid>
-        <w:gridCol w:w="2399"/>
-        <w:gridCol w:w="1200"/>
-        <w:gridCol w:w="5761"/>
+        <w:gridCol w:w="2199"/>
+        <w:gridCol w:w="1161"/>
+        <w:gridCol w:w="6000"/>
       </w:tblGrid>
       <w:tr>
         <w:trPr>
@@ -5163,7 +7021,7 @@
         </w:trPr>
         <w:tc>
           <w:tcPr>
-            <w:tcW w:w="2399" w:type="dxa"/>
+            <w:tcW w:w="2199" w:type="dxa"/>
             <w:tcBorders>
               <w:top w:val="single" w:sz="2" w:space="0" w:color="DDDDDD"/>
               <w:start w:val="single" w:sz="2" w:space="0" w:color="DDDDDD"/>
@@ -5192,7 +7050,7 @@
         </w:tc>
         <w:tc>
           <w:tcPr>
-            <w:tcW w:w="1200" w:type="dxa"/>
+            <w:tcW w:w="1161" w:type="dxa"/>
             <w:tcBorders>
               <w:top w:val="single" w:sz="2" w:space="0" w:color="DDDDDD"/>
               <w:start w:val="single" w:sz="2" w:space="0" w:color="DDDDDD"/>
@@ -5221,7 +7079,7 @@
         </w:tc>
         <w:tc>
           <w:tcPr>
-            <w:tcW w:w="5761" w:type="dxa"/>
+            <w:tcW w:w="6000" w:type="dxa"/>
             <w:tcBorders>
               <w:top w:val="single" w:sz="2" w:space="0" w:color="DDDDDD"/>
               <w:start w:val="single" w:sz="2" w:space="0" w:color="DDDDDD"/>
@@ -5253,7 +7111,7 @@
         <w:trPr/>
         <w:tc>
           <w:tcPr>
-            <w:tcW w:w="2399" w:type="dxa"/>
+            <w:tcW w:w="2199" w:type="dxa"/>
             <w:tcBorders>
               <w:top w:val="single" w:sz="2" w:space="0" w:color="DDDDDD"/>
               <w:start w:val="single" w:sz="2" w:space="0" w:color="DDDDDD"/>
@@ -5280,13 +7138,13 @@
                 <w:sz w:val="20"/>
                 <w:szCs w:val="20"/>
               </w:rPr>
-              <w:t>Impermanent Loss (LP)</w:t>
-            </w:r>
-          </w:p>
-        </w:tc>
-        <w:tc>
-          <w:tcPr>
-            <w:tcW w:w="1200" w:type="dxa"/>
+              <w:t>Impermanent Loss</w:t>
+            </w:r>
+          </w:p>
+        </w:tc>
+        <w:tc>
+          <w:tcPr>
+            <w:tcW w:w="1161" w:type="dxa"/>
             <w:tcBorders>
               <w:top w:val="single" w:sz="2" w:space="0" w:color="DDDDDD"/>
               <w:start w:val="single" w:sz="2" w:space="0" w:color="DDDDDD"/>
@@ -5319,7 +7177,7 @@
         </w:tc>
         <w:tc>
           <w:tcPr>
-            <w:tcW w:w="5761" w:type="dxa"/>
+            <w:tcW w:w="6000" w:type="dxa"/>
             <w:tcBorders>
               <w:top w:val="single" w:sz="2" w:space="0" w:color="DDDDDD"/>
               <w:start w:val="single" w:sz="2" w:space="0" w:color="DDDDDD"/>
@@ -5346,7 +7204,7 @@
                 <w:sz w:val="20"/>
                 <w:szCs w:val="20"/>
               </w:rPr>
-              <w:t>Concentrated Liquidity with tight range + permissionless rebalancer minimises IL significantly</w:t>
+              <w:t>Concentrated Liquidity + permissionless rebalancer minimises IL significantly</w:t>
             </w:r>
           </w:p>
         </w:tc>
@@ -5355,7 +7213,7 @@
         <w:trPr/>
         <w:tc>
           <w:tcPr>
-            <w:tcW w:w="2399" w:type="dxa"/>
+            <w:tcW w:w="2199" w:type="dxa"/>
             <w:tcBorders>
               <w:top w:val="single" w:sz="2" w:space="0" w:color="DDDDDD"/>
               <w:start w:val="single" w:sz="2" w:space="0" w:color="DDDDDD"/>
@@ -5382,13 +7240,13 @@
                 <w:sz w:val="20"/>
                 <w:szCs w:val="20"/>
               </w:rPr>
-              <w:t>Lido smart contract risk</w:t>
-            </w:r>
-          </w:p>
-        </w:tc>
-        <w:tc>
-          <w:tcPr>
-            <w:tcW w:w="1200" w:type="dxa"/>
+              <w:t>Lido/RocketPool risk</w:t>
+            </w:r>
+          </w:p>
+        </w:tc>
+        <w:tc>
+          <w:tcPr>
+            <w:tcW w:w="1161" w:type="dxa"/>
             <w:tcBorders>
               <w:top w:val="single" w:sz="2" w:space="0" w:color="DDDDDD"/>
               <w:start w:val="single" w:sz="2" w:space="0" w:color="DDDDDD"/>
@@ -5421,7 +7279,7 @@
         </w:tc>
         <w:tc>
           <w:tcPr>
-            <w:tcW w:w="5761" w:type="dxa"/>
+            <w:tcW w:w="6000" w:type="dxa"/>
             <w:tcBorders>
               <w:top w:val="single" w:sz="2" w:space="0" w:color="DDDDDD"/>
               <w:start w:val="single" w:sz="2" w:space="0" w:color="DDDDDD"/>
@@ -5448,7 +7306,7 @@
                 <w:sz w:val="20"/>
                 <w:szCs w:val="20"/>
               </w:rPr>
-              <w:t>10% allocation only — limited exposure; Lido is battle-tested with $30B+ TVL</w:t>
+              <w:t>5% each — split across two providers; both battle-tested with $30B+ TVL combined</w:t>
             </w:r>
           </w:p>
         </w:tc>
@@ -5457,7 +7315,7 @@
         <w:trPr/>
         <w:tc>
           <w:tcPr>
-            <w:tcW w:w="2399" w:type="dxa"/>
+            <w:tcW w:w="2199" w:type="dxa"/>
             <w:tcBorders>
               <w:top w:val="single" w:sz="2" w:space="0" w:color="DDDDDD"/>
               <w:start w:val="single" w:sz="2" w:space="0" w:color="DDDDDD"/>
@@ -5490,7 +7348,7 @@
         </w:tc>
         <w:tc>
           <w:tcPr>
-            <w:tcW w:w="1200" w:type="dxa"/>
+            <w:tcW w:w="1161" w:type="dxa"/>
             <w:tcBorders>
               <w:top w:val="single" w:sz="2" w:space="0" w:color="DDDDDD"/>
               <w:start w:val="single" w:sz="2" w:space="0" w:color="DDDDDD"/>
@@ -5523,7 +7381,7 @@
         </w:tc>
         <w:tc>
           <w:tcPr>
-            <w:tcW w:w="5761" w:type="dxa"/>
+            <w:tcW w:w="6000" w:type="dxa"/>
             <w:tcBorders>
               <w:top w:val="single" w:sz="2" w:space="0" w:color="DDDDDD"/>
               <w:start w:val="single" w:sz="2" w:space="0" w:color="DDDDDD"/>
@@ -5550,7 +7408,7 @@
                 <w:sz w:val="20"/>
                 <w:szCs w:val="20"/>
               </w:rPr>
-              <w:t>Vault ETH is deployed at mint — not dependent on HBURN price for yield generation</w:t>
+              <w:t>Reserve Pool provides price floor support; Vault yield not dependent on HBURN price</w:t>
             </w:r>
           </w:p>
         </w:tc>
@@ -5559,7 +7417,7 @@
         <w:trPr/>
         <w:tc>
           <w:tcPr>
-            <w:tcW w:w="2399" w:type="dxa"/>
+            <w:tcW w:w="2199" w:type="dxa"/>
             <w:tcBorders>
               <w:top w:val="single" w:sz="2" w:space="0" w:color="DDDDDD"/>
               <w:start w:val="single" w:sz="2" w:space="0" w:color="DDDDDD"/>
@@ -5592,7 +7450,7 @@
         </w:tc>
         <w:tc>
           <w:tcPr>
-            <w:tcW w:w="1200" w:type="dxa"/>
+            <w:tcW w:w="1161" w:type="dxa"/>
             <w:tcBorders>
               <w:top w:val="single" w:sz="2" w:space="0" w:color="DDDDDD"/>
               <w:start w:val="single" w:sz="2" w:space="0" w:color="DDDDDD"/>
@@ -5625,7 +7483,7 @@
         </w:tc>
         <w:tc>
           <w:tcPr>
-            <w:tcW w:w="5761" w:type="dxa"/>
+            <w:tcW w:w="6000" w:type="dxa"/>
             <w:tcBorders>
               <w:top w:val="single" w:sz="2" w:space="0" w:color="DDDDDD"/>
               <w:start w:val="single" w:sz="2" w:space="0" w:color="DDDDDD"/>
@@ -5652,7 +7510,7 @@
                 <w:sz w:val="20"/>
                 <w:szCs w:val="20"/>
               </w:rPr>
-              <w:t>LP fees depend on HBURN trading volume — more adoption = more yield</w:t>
+              <w:t>LP fees depend on HBURN volume — more adoption = more yield; milestones incentivise volume</w:t>
             </w:r>
           </w:p>
         </w:tc>
@@ -5661,7 +7519,7 @@
         <w:trPr/>
         <w:tc>
           <w:tcPr>
-            <w:tcW w:w="2399" w:type="dxa"/>
+            <w:tcW w:w="2199" w:type="dxa"/>
             <w:tcBorders>
               <w:top w:val="single" w:sz="2" w:space="0" w:color="DDDDDD"/>
               <w:start w:val="single" w:sz="2" w:space="0" w:color="DDDDDD"/>
@@ -5694,7 +7552,7 @@
         </w:tc>
         <w:tc>
           <w:tcPr>
-            <w:tcW w:w="1200" w:type="dxa"/>
+            <w:tcW w:w="1161" w:type="dxa"/>
             <w:tcBorders>
               <w:top w:val="single" w:sz="2" w:space="0" w:color="DDDDDD"/>
               <w:start w:val="single" w:sz="2" w:space="0" w:color="DDDDDD"/>
@@ -5727,7 +7585,7 @@
         </w:tc>
         <w:tc>
           <w:tcPr>
-            <w:tcW w:w="5761" w:type="dxa"/>
+            <w:tcW w:w="6000" w:type="dxa"/>
             <w:tcBorders>
               <w:top w:val="single" w:sz="2" w:space="0" w:color="DDDDDD"/>
               <w:start w:val="single" w:sz="2" w:space="0" w:color="DDDDDD"/>
@@ -5785,7 +7643,18 @@
           <w:sz w:val="36"/>
           <w:szCs w:val="36"/>
         </w:rPr>
-        <w:t>9</w:t>
+        <w:t>1</w:t>
+      </w:r>
+      <w:r>
+        <w:rPr>
+          <w:rFonts w:eastAsia="Arial" w:cs="Arial" w:ascii="Arial" w:hAnsi="Arial"/>
+          <w:b/>
+          <w:bCs/>
+          <w:color w:val="1A1A2E"/>
+          <w:sz w:val="36"/>
+          <w:szCs w:val="36"/>
+        </w:rPr>
+        <w:t>1</w:t>
       </w:r>
       <w:r>
         <w:rPr>
@@ -5801,26 +7670,6 @@
     </w:p>
     <w:p>
       <w:pPr>
-        <w:pStyle w:val="Normal"/>
-        <w:spacing w:before="80" w:after="120"/>
-        <w:rPr/>
-      </w:pPr>
-      <w:r>
-        <w:rPr>
-          <w:rFonts w:eastAsia="Arial" w:cs="Arial"/>
-          <w:b w:val="false"/>
-          <w:bCs w:val="false"/>
-          <w:i w:val="false"/>
-          <w:iCs w:val="false"/>
-          <w:color w:val="333333"/>
-          <w:sz w:val="22"/>
-          <w:szCs w:val="22"/>
-        </w:rPr>
-        <w:t>HellBurn's Vault follows Trustless v4.0 principles — identical to HellBurn Protocol:</w:t>
-      </w:r>
-    </w:p>
-    <w:p>
-      <w:pPr>
         <w:pStyle w:val="ListParagraph"/>
         <w:numPr>
           <w:ilvl w:val="0"/>
@@ -5836,7 +7685,7 @@
           <w:sz w:val="22"/>
           <w:szCs w:val="22"/>
         </w:rPr>
-        <w:t>No admin key — parameters cannot be modified after deployment</w:t>
+        <w:t>No admin key — parameters immutable after deployment</w:t>
       </w:r>
     </w:p>
     <w:p>
@@ -5856,7 +7705,7 @@
           <w:sz w:val="22"/>
           <w:szCs w:val="22"/>
         </w:rPr>
-        <w:t>No pause function — the protocol cannot be stopped by any party</w:t>
+        <w:t>No pause function — protocol cannot be stopped</w:t>
       </w:r>
     </w:p>
     <w:p>
@@ -5876,7 +7725,7 @@
           <w:sz w:val="22"/>
           <w:szCs w:val="22"/>
         </w:rPr>
-        <w:t>No withdrawal function — ETH and assets in the Vault are non-extractable</w:t>
+        <w:t>No withdrawal function — assets in Vault are non-extractable</w:t>
       </w:r>
     </w:p>
     <w:p>
@@ -5897,6 +7746,26 @@
           <w:szCs w:val="22"/>
         </w:rPr>
         <w:t>Permissionless LP rebalancer — anyone can trigger, no one controls</w:t>
+      </w:r>
+    </w:p>
+    <w:p>
+      <w:pPr>
+        <w:pStyle w:val="ListParagraph"/>
+        <w:numPr>
+          <w:ilvl w:val="0"/>
+          <w:numId w:val="1"/>
+        </w:numPr>
+        <w:spacing w:before="60" w:after="60"/>
+        <w:rPr/>
+      </w:pPr>
+      <w:r>
+        <w:rPr>
+          <w:rFonts w:eastAsia="Arial" w:cs="Arial"/>
+          <w:color w:val="333333"/>
+          <w:sz w:val="22"/>
+          <w:szCs w:val="22"/>
+        </w:rPr>
+        <w:t>Permissionless milestone trigger — anyone can trigger bonus payouts</w:t>
       </w:r>
     </w:p>
     <w:p>
@@ -5995,7 +7864,7 @@
           <w:sz w:val="36"/>
           <w:szCs w:val="36"/>
         </w:rPr>
-        <w:t>0</w:t>
+        <w:t>2</w:t>
       </w:r>
       <w:r>
         <w:rPr>
@@ -6026,7 +7895,7 @@
           <w:sz w:val="22"/>
           <w:szCs w:val="22"/>
         </w:rPr>
-        <w:t>HellBurn's Vault NFTs are fully transferable ERC-721 tokens</w:t>
+        <w:t>Fully transferable ERC-721 tokens</w:t>
       </w:r>
     </w:p>
     <w:p>
@@ -6046,7 +7915,7 @@
           <w:sz w:val="22"/>
           <w:szCs w:val="22"/>
         </w:rPr>
-        <w:t>Selling transfers all future ETH yield rights to the buyer</w:t>
+        <w:t>Buyer inherits tier multiplier, Early Bird bonus, AND loyalty level</w:t>
       </w:r>
     </w:p>
     <w:p>
@@ -6066,7 +7935,7 @@
           <w:sz w:val="22"/>
           <w:szCs w:val="22"/>
         </w:rPr>
-        <w:t>As HBURN supply decreases and yield grows, NFT floor prices should appreciate</w:t>
+        <w:t>Aged NFTs with high loyalty level command secondary market premium</w:t>
       </w:r>
     </w:p>
     <w:p>
@@ -6086,7 +7955,7 @@
           <w:sz w:val="22"/>
           <w:szCs w:val="22"/>
         </w:rPr>
-        <w:t>Early minters benefit most — same tier, same price, but growing yield over time</w:t>
+        <w:t>Early Bird NFTs (first 500/300/150/50 per tier) permanently distinguished</w:t>
       </w:r>
     </w:p>
     <w:p>
@@ -6106,7 +7975,7 @@
           <w:sz w:val="22"/>
           <w:szCs w:val="22"/>
         </w:rPr>
-        <w:t>Diamond NFTs (only 500 exist globally) are expected to become the most sought-after</w:t>
+        <w:t>Diamond NFTs (only 500 globally) expected to be most sought-after</w:t>
       </w:r>
     </w:p>
     <w:p>
@@ -6145,7 +8014,7 @@
           <w:sz w:val="36"/>
           <w:szCs w:val="36"/>
         </w:rPr>
-        <w:t>1</w:t>
+        <w:t>3</w:t>
       </w:r>
       <w:r>
         <w:rPr>
@@ -6579,7 +8448,7 @@
                 <w:sz w:val="20"/>
                 <w:szCs w:val="20"/>
               </w:rPr>
-              <w:t>Secondary NFT market &amp; DexScreener listing</w:t>
+              <w:t>First burn milestone event — community activation</w:t>
             </w:r>
           </w:p>
         </w:tc>
@@ -6629,6 +8498,75 @@
               <w:end w:val="single" w:sz="2" w:space="0" w:color="DDDDDD"/>
             </w:tcBorders>
             <w:shd w:fill="FFFFFF" w:val="clear"/>
+            <w:tcMar>
+              <w:top w:w="80" w:type="dxa"/>
+              <w:bottom w:w="80" w:type="dxa"/>
+            </w:tcMar>
+          </w:tcPr>
+          <w:p>
+            <w:pPr>
+              <w:pStyle w:val="Normal"/>
+              <w:rPr/>
+            </w:pPr>
+            <w:r>
+              <w:rPr>
+                <w:rFonts w:eastAsia="Arial" w:cs="Arial"/>
+                <w:b w:val="false"/>
+                <w:bCs w:val="false"/>
+                <w:color w:val="333333"/>
+                <w:sz w:val="20"/>
+                <w:szCs w:val="20"/>
+              </w:rPr>
+              <w:t>Secondary NFT market &amp; DexScreener listing</w:t>
+            </w:r>
+          </w:p>
+        </w:tc>
+      </w:tr>
+      <w:tr>
+        <w:trPr/>
+        <w:tc>
+          <w:tcPr>
+            <w:tcW w:w="1799" w:type="dxa"/>
+            <w:tcBorders>
+              <w:top w:val="single" w:sz="2" w:space="0" w:color="DDDDDD"/>
+              <w:start w:val="single" w:sz="2" w:space="0" w:color="DDDDDD"/>
+              <w:bottom w:val="single" w:sz="2" w:space="0" w:color="DDDDDD"/>
+              <w:end w:val="single" w:sz="2" w:space="0" w:color="DDDDDD"/>
+            </w:tcBorders>
+            <w:shd w:fill="F8F9FA" w:val="clear"/>
+            <w:tcMar>
+              <w:top w:w="80" w:type="dxa"/>
+              <w:bottom w:w="80" w:type="dxa"/>
+            </w:tcMar>
+          </w:tcPr>
+          <w:p>
+            <w:pPr>
+              <w:pStyle w:val="Normal"/>
+              <w:rPr/>
+            </w:pPr>
+            <w:r>
+              <w:rPr>
+                <w:rFonts w:eastAsia="Arial" w:cs="Arial"/>
+                <w:b/>
+                <w:bCs/>
+                <w:color w:val="C0392B"/>
+                <w:sz w:val="20"/>
+                <w:szCs w:val="20"/>
+              </w:rPr>
+              <w:t>Phase 7</w:t>
+            </w:r>
+          </w:p>
+        </w:tc>
+        <w:tc>
+          <w:tcPr>
+            <w:tcW w:w="7561" w:type="dxa"/>
+            <w:tcBorders>
+              <w:top w:val="single" w:sz="2" w:space="0" w:color="DDDDDD"/>
+              <w:start w:val="single" w:sz="2" w:space="0" w:color="DDDDDD"/>
+              <w:bottom w:val="single" w:sz="2" w:space="0" w:color="DDDDDD"/>
+              <w:end w:val="single" w:sz="2" w:space="0" w:color="DDDDDD"/>
+            </w:tcBorders>
+            <w:shd w:fill="F8F9FA" w:val="clear"/>
             <w:tcMar>
               <w:top w:w="80" w:type="dxa"/>
               <w:bottom w:w="80" w:type="dxa"/>
@@ -6690,7 +8628,7 @@
           <w:sz w:val="36"/>
           <w:szCs w:val="36"/>
         </w:rPr>
-        <w:t>2</w:t>
+        <w:t>4</w:t>
       </w:r>
       <w:r>
         <w:rPr>
@@ -6723,17 +8661,21 @@
           <w:sz w:val="22"/>
           <w:szCs w:val="22"/>
         </w:rPr>
-        <w:t>This whitepaper is for informational purposes only and does not constitute financial advice. DeFi protocols carry inherent risks including smart contract vulnerabilities, market volatility, impermanent loss, and liquidity risks. The estimated 12% APY and break-even projections are illustrative only and are not guaranteed. The ~4% APY referenced for Lido staking is an approximation based on current market conditions and may vary. Always conduct your own research (DYOR) before participating in any DeFi protocol. Past performance is not indicative of future results. This document is a draft and subject to change based on community feedback and technical development.</w:t>
+        <w:t>This whitepaper is a community draft and subject to change based on feedback and technical development. It is for informational purposes only and does not constitute financial advice. DeFi protocols carry inherent risks including smart contract vulnerabilities, market volatility, impermanent loss, and liquidity risks. The estimated 12% APY is illustrative only and not guaranteed. Always conduct your own research (DYOR) before participating in any DeFi protocol.</w:t>
       </w:r>
     </w:p>
     <w:p>
       <w:pPr>
         <w:pStyle w:val="Normal"/>
         <w:spacing w:before="0" w:after="120"/>
-        <w:rPr/>
-      </w:pPr>
-      <w:r>
-        <w:rPr/>
+        <w:rPr>
+          <w:color w:val="auto"/>
+        </w:rPr>
+      </w:pPr>
+      <w:r>
+        <w:rPr>
+          <w:color w:val="auto"/>
+        </w:rPr>
       </w:r>
     </w:p>
     <w:p>
@@ -6743,10 +8685,14 @@
           <w:bottom w:val="single" w:sz="4" w:space="1" w:color="C0392B"/>
         </w:pBdr>
         <w:spacing w:before="200" w:after="200"/>
-        <w:rPr/>
-      </w:pPr>
-      <w:r>
-        <w:rPr/>
+        <w:rPr>
+          <w:color w:val="auto"/>
+        </w:rPr>
+      </w:pPr>
+      <w:r>
+        <w:rPr>
+          <w:color w:val="auto"/>
+        </w:rPr>
       </w:r>
     </w:p>
     <w:p>
@@ -6843,7 +8789,7 @@
         <w:sz w:val="16"/>
         <w:szCs w:val="16"/>
       </w:rPr>
-      <w:t xml:space="preserve">HellBurn's Vault — Whitepaper v1.0    |    hellburn.win    |    </w:t>
+      <w:t xml:space="preserve">HellBurn's Vault — Whitepaper v1.1    |    hellburn.win    |    </w:t>
     </w:r>
     <w:r>
       <w:rPr>
@@ -6879,7 +8825,7 @@
         <w:sz w:val="18"/>
         <w:szCs w:val="18"/>
       </w:rPr>
-      <w:t>6</w:t>
+      <w:t>7</w:t>
     </w:r>
     <w:r>
       <w:rPr>
@@ -6909,7 +8855,7 @@
         <w:sz w:val="16"/>
         <w:szCs w:val="16"/>
       </w:rPr>
-      <w:t xml:space="preserve">HellBurn's Vault — Whitepaper v1.0    |    hellburn.win    |    </w:t>
+      <w:t xml:space="preserve">HellBurn's Vault — Whitepaper v1.1    |    hellburn.win    |    </w:t>
     </w:r>
     <w:r>
       <w:rPr>
@@ -6945,7 +8891,7 @@
         <w:sz w:val="18"/>
         <w:szCs w:val="18"/>
       </w:rPr>
-      <w:t>6</w:t>
+      <w:t>7</w:t>
     </w:r>
     <w:r>
       <w:rPr>
